--- a/docs/human trace features.docx
+++ b/docs/human trace features.docx
@@ -6147,7 +6147,15 @@
         <w:jc w:val="center"/>
       </w:pPr>
       <w:r>
-        <w:t>College essays       Personal essays     Public essays</w:t>
+        <w:t xml:space="preserve">College essays       Personal essays     </w:t>
+      </w:r>
+      <w:proofErr w:type="gramStart"/>
+      <w:r>
+        <w:t>Public</w:t>
+      </w:r>
+      <w:proofErr w:type="gramEnd"/>
+      <w:r>
+        <w:t xml:space="preserve"> essays</w:t>
       </w:r>
     </w:p>
     <w:p>
@@ -7279,6 +7287,967 @@
       <w:r>
         <w:t xml:space="preserve">                    FRONTEND</w:t>
       </w:r>
+    </w:p>
+    <w:p>
+      <w:pPr>
+        <w:spacing w:after="0"/>
+      </w:pPr>
+      <w:r>
+        <w:lastRenderedPageBreak/>
+        <w:t>============================================================</w:t>
+      </w:r>
+    </w:p>
+    <w:p>
+      <w:pPr>
+        <w:spacing w:after="0"/>
+      </w:pPr>
+      <w:r>
+        <w:t>TRAINING COMPLETE</w:t>
+      </w:r>
+    </w:p>
+    <w:p>
+      <w:pPr>
+        <w:spacing w:after="0"/>
+      </w:pPr>
+      <w:r>
+        <w:t>Model saved to:</w:t>
+      </w:r>
+    </w:p>
+    <w:p>
+      <w:pPr>
+        <w:pBdr>
+          <w:bottom w:val="double" w:sz="6" w:space="1" w:color="auto"/>
+        </w:pBdr>
+        <w:spacing w:after="0"/>
+      </w:pPr>
+      <w:r>
+        <w:t>C:\Users\Harkiran\OneDrive\humantrace\models\saved\humantrace-distilbert</w:t>
+      </w:r>
+    </w:p>
+    <w:p>
+      <w:pPr>
+        <w:spacing w:after="0"/>
+      </w:pPr>
+    </w:p>
+    <w:p>
+      <w:pPr>
+        <w:spacing w:after="0"/>
+      </w:pPr>
+      <w:r>
+        <w:t>(.</w:t>
+      </w:r>
+      <w:proofErr w:type="spellStart"/>
+      <w:r>
+        <w:t>venv</w:t>
+      </w:r>
+      <w:proofErr w:type="spellEnd"/>
+      <w:r>
+        <w:t xml:space="preserve">) C:\Users\Harkiran\OneDrive&gt;python -m </w:t>
+      </w:r>
+      <w:proofErr w:type="spellStart"/>
+      <w:r>
+        <w:t>humantrace.models.evaluate</w:t>
+      </w:r>
+      <w:proofErr w:type="spellEnd"/>
+    </w:p>
+    <w:p>
+      <w:pPr>
+        <w:spacing w:after="0"/>
+      </w:pPr>
+      <w:r>
+        <w:t>============================================================</w:t>
+      </w:r>
+    </w:p>
+    <w:p>
+      <w:pPr>
+        <w:spacing w:after="0"/>
+      </w:pPr>
+      <w:proofErr w:type="spellStart"/>
+      <w:r>
+        <w:t>HumanTrace</w:t>
+      </w:r>
+      <w:proofErr w:type="spellEnd"/>
+      <w:r>
+        <w:t xml:space="preserve"> Model Evaluation</w:t>
+      </w:r>
+    </w:p>
+    <w:p>
+      <w:pPr>
+        <w:spacing w:after="0"/>
+      </w:pPr>
+      <w:r>
+        <w:t>============================================================</w:t>
+      </w:r>
+    </w:p>
+    <w:p>
+      <w:pPr>
+        <w:spacing w:after="0"/>
+      </w:pPr>
+    </w:p>
+    <w:p>
+      <w:pPr>
+        <w:spacing w:after="0"/>
+      </w:pPr>
+      <w:r>
+        <w:t>Test records: 384</w:t>
+      </w:r>
+    </w:p>
+    <w:p>
+      <w:pPr>
+        <w:spacing w:after="0"/>
+      </w:pPr>
+      <w:r>
+        <w:t>Loading weights: 100%|</w:t>
+      </w:r>
+      <w:r>
+        <w:rPr>
+          <w:rFonts w:ascii="Arial" w:hAnsi="Arial" w:cs="Arial"/>
+        </w:rPr>
+        <w:t>████████████████████████████████████████████████████████████████████████████████████</w:t>
+      </w:r>
+      <w:r>
+        <w:t>| 104/104 [00:00&lt;00:00, 3249.61it/s]</w:t>
+      </w:r>
+    </w:p>
+    <w:p>
+      <w:pPr>
+        <w:spacing w:after="0"/>
+      </w:pPr>
+    </w:p>
+    <w:p>
+      <w:pPr>
+        <w:spacing w:after="0"/>
+      </w:pPr>
+      <w:r>
+        <w:t>Running predictions...</w:t>
+      </w:r>
+    </w:p>
+    <w:p>
+      <w:pPr>
+        <w:spacing w:after="0"/>
+      </w:pPr>
+    </w:p>
+    <w:p>
+      <w:pPr>
+        <w:spacing w:after="0"/>
+      </w:pPr>
+      <w:r>
+        <w:t>============================================================</w:t>
+      </w:r>
+    </w:p>
+    <w:p>
+      <w:pPr>
+        <w:spacing w:after="0"/>
+      </w:pPr>
+      <w:r>
+        <w:t>RESULTS</w:t>
+      </w:r>
+    </w:p>
+    <w:p>
+      <w:pPr>
+        <w:spacing w:after="0"/>
+      </w:pPr>
+      <w:r>
+        <w:t>============================================================</w:t>
+      </w:r>
+    </w:p>
+    <w:p>
+      <w:pPr>
+        <w:spacing w:after="0"/>
+      </w:pPr>
+    </w:p>
+    <w:p>
+      <w:pPr>
+        <w:spacing w:after="0"/>
+      </w:pPr>
+      <w:r>
+        <w:t>Accuracy : 0.9974</w:t>
+      </w:r>
+    </w:p>
+    <w:p>
+      <w:pPr>
+        <w:spacing w:after="0"/>
+      </w:pPr>
+      <w:r>
+        <w:t>Precision: 0.9967</w:t>
+      </w:r>
+    </w:p>
+    <w:p>
+      <w:pPr>
+        <w:spacing w:after="0"/>
+      </w:pPr>
+      <w:r>
+        <w:t>Recall   : 1.0000</w:t>
+      </w:r>
+    </w:p>
+    <w:p>
+      <w:pPr>
+        <w:spacing w:after="0"/>
+      </w:pPr>
+      <w:r>
+        <w:t>F1 Score : 0.9983</w:t>
+      </w:r>
+    </w:p>
+    <w:p>
+      <w:pPr>
+        <w:spacing w:after="0"/>
+      </w:pPr>
+    </w:p>
+    <w:p>
+      <w:pPr>
+        <w:spacing w:after="0"/>
+      </w:pPr>
+      <w:r>
+        <w:t>Confusion Matrix:</w:t>
+      </w:r>
+    </w:p>
+    <w:p>
+      <w:pPr>
+        <w:spacing w:after="0"/>
+      </w:pPr>
+      <w:r>
+        <w:t>[[ 83   1]</w:t>
+      </w:r>
+    </w:p>
+    <w:p>
+      <w:pPr>
+        <w:spacing w:after="0"/>
+      </w:pPr>
+      <w:r>
+        <w:t xml:space="preserve"> [  0 300]]</w:t>
+      </w:r>
+    </w:p>
+    <w:p>
+      <w:pPr>
+        <w:spacing w:after="0"/>
+      </w:pPr>
+    </w:p>
+    <w:p>
+      <w:pPr>
+        <w:spacing w:after="0"/>
+      </w:pPr>
+      <w:r>
+        <w:t>Classification Report:</w:t>
+      </w:r>
+    </w:p>
+    <w:p>
+      <w:pPr>
+        <w:spacing w:after="0"/>
+      </w:pPr>
+      <w:r>
+        <w:t xml:space="preserve">              precision    recall  f1-score   support</w:t>
+      </w:r>
+    </w:p>
+    <w:p>
+      <w:pPr>
+        <w:spacing w:after="0"/>
+      </w:pPr>
+    </w:p>
+    <w:p>
+      <w:pPr>
+        <w:spacing w:after="0"/>
+      </w:pPr>
+      <w:r>
+        <w:t xml:space="preserve">       human       1.00      0.99      0.99        84</w:t>
+      </w:r>
+    </w:p>
+    <w:p>
+      <w:pPr>
+        <w:spacing w:after="0"/>
+      </w:pPr>
+      <w:r>
+        <w:t xml:space="preserve">          ai       1.00      1.00      1.00       300</w:t>
+      </w:r>
+    </w:p>
+    <w:p>
+      <w:pPr>
+        <w:spacing w:after="0"/>
+      </w:pPr>
+    </w:p>
+    <w:p>
+      <w:pPr>
+        <w:spacing w:after="0"/>
+      </w:pPr>
+      <w:r>
+        <w:t xml:space="preserve">    accuracy                           1.00       384</w:t>
+      </w:r>
+    </w:p>
+    <w:p>
+      <w:pPr>
+        <w:spacing w:after="0"/>
+      </w:pPr>
+      <w:r>
+        <w:t xml:space="preserve">   macro </w:t>
+      </w:r>
+      <w:proofErr w:type="spellStart"/>
+      <w:r>
+        <w:t>avg</w:t>
+      </w:r>
+      <w:proofErr w:type="spellEnd"/>
+      <w:r>
+        <w:t xml:space="preserve">       1.00      0.99      1.00       384</w:t>
+      </w:r>
+    </w:p>
+    <w:p>
+      <w:pPr>
+        <w:spacing w:after="0"/>
+      </w:pPr>
+      <w:r>
+        <w:t xml:space="preserve">weighted </w:t>
+      </w:r>
+      <w:proofErr w:type="spellStart"/>
+      <w:r>
+        <w:t>avg</w:t>
+      </w:r>
+      <w:proofErr w:type="spellEnd"/>
+      <w:r>
+        <w:t xml:space="preserve">       1.00      1.00      1.00       384</w:t>
+      </w:r>
+    </w:p>
+    <w:p>
+      <w:pPr>
+        <w:spacing w:after="0"/>
+      </w:pPr>
+    </w:p>
+    <w:p>
+      <w:pPr>
+        <w:spacing w:after="0"/>
+      </w:pPr>
+      <w:r>
+        <w:t>============================================================</w:t>
+      </w:r>
+    </w:p>
+    <w:p>
+      <w:pPr>
+        <w:spacing w:after="0"/>
+      </w:pPr>
+    </w:p>
+    <w:p>
+      <w:pPr>
+        <w:spacing w:after="0"/>
+      </w:pPr>
+      <w:r>
+        <w:t>(.</w:t>
+      </w:r>
+      <w:proofErr w:type="spellStart"/>
+      <w:r>
+        <w:t>venv</w:t>
+      </w:r>
+      <w:proofErr w:type="spellEnd"/>
+      <w:r>
+        <w:t>) C:\Users\Harkiran\OneDrive&gt;</w:t>
+      </w:r>
+    </w:p>
+    <w:p>
+      <w:pPr>
+        <w:spacing w:after="0"/>
+      </w:pPr>
+    </w:p>
+    <w:p>
+      <w:pPr>
+        <w:spacing w:after="0"/>
+        <w:rPr>
+          <w:sz w:val="40"/>
+          <w:szCs w:val="40"/>
+        </w:rPr>
+      </w:pPr>
+      <w:r>
+        <w:rPr>
+          <w:sz w:val="40"/>
+          <w:szCs w:val="40"/>
+        </w:rPr>
+        <w:t xml:space="preserve">means the model is </w:t>
+      </w:r>
+      <w:r>
+        <w:rPr>
+          <w:b/>
+          <w:bCs/>
+          <w:sz w:val="40"/>
+          <w:szCs w:val="40"/>
+        </w:rPr>
+        <w:t>very likely overfitting</w:t>
+      </w:r>
+      <w:r>
+        <w:rPr>
+          <w:sz w:val="40"/>
+          <w:szCs w:val="40"/>
+        </w:rPr>
+        <w:t>.</w:t>
+      </w:r>
+    </w:p>
+    <w:p>
+      <w:pPr>
+        <w:spacing w:after="0"/>
+      </w:pPr>
+    </w:p>
+    <w:p>
+      <w:r>
+        <w:br w:type="page"/>
+      </w:r>
+    </w:p>
+    <w:tbl>
+      <w:tblPr>
+        <w:tblW w:w="0" w:type="auto"/>
+        <w:tblCellSpacing w:w="15" w:type="dxa"/>
+        <w:tblCellMar>
+          <w:top w:w="15" w:type="dxa"/>
+          <w:left w:w="15" w:type="dxa"/>
+          <w:bottom w:w="15" w:type="dxa"/>
+          <w:right w:w="15" w:type="dxa"/>
+        </w:tblCellMar>
+        <w:tblLook w:val="04A0" w:firstRow="1" w:lastRow="0" w:firstColumn="1" w:lastColumn="0" w:noHBand="0" w:noVBand="1"/>
+      </w:tblPr>
+      <w:tblGrid>
+        <w:gridCol w:w="1566"/>
+        <w:gridCol w:w="1206"/>
+      </w:tblGrid>
+      <w:tr>
+        <w:trPr>
+          <w:tblHeader/>
+          <w:tblCellSpacing w:w="15" w:type="dxa"/>
+        </w:trPr>
+        <w:tc>
+          <w:tcPr>
+            <w:tcW w:w="0" w:type="auto"/>
+            <w:vAlign w:val="center"/>
+            <w:hideMark/>
+          </w:tcPr>
+          <w:p>
+            <w:pPr>
+              <w:spacing w:after="0"/>
+              <w:rPr>
+                <w:b/>
+                <w:bCs/>
+              </w:rPr>
+            </w:pPr>
+            <w:r>
+              <w:rPr>
+                <w:b/>
+                <w:bCs/>
+              </w:rPr>
+              <w:lastRenderedPageBreak/>
+              <w:t>Source</w:t>
+            </w:r>
+          </w:p>
+        </w:tc>
+        <w:tc>
+          <w:tcPr>
+            <w:tcW w:w="0" w:type="auto"/>
+            <w:vAlign w:val="center"/>
+            <w:hideMark/>
+          </w:tcPr>
+          <w:p>
+            <w:pPr>
+              <w:spacing w:after="0"/>
+              <w:rPr>
+                <w:b/>
+                <w:bCs/>
+              </w:rPr>
+            </w:pPr>
+            <w:r>
+              <w:rPr>
+                <w:b/>
+                <w:bCs/>
+              </w:rPr>
+              <w:t>Target</w:t>
+            </w:r>
+          </w:p>
+        </w:tc>
+      </w:tr>
+      <w:tr>
+        <w:trPr>
+          <w:tblCellSpacing w:w="15" w:type="dxa"/>
+        </w:trPr>
+        <w:tc>
+          <w:tcPr>
+            <w:tcW w:w="0" w:type="auto"/>
+            <w:vAlign w:val="center"/>
+            <w:hideMark/>
+          </w:tcPr>
+          <w:p>
+            <w:pPr>
+              <w:spacing w:after="0"/>
+            </w:pPr>
+            <w:r>
+              <w:t>HC3 Human</w:t>
+            </w:r>
+          </w:p>
+        </w:tc>
+        <w:tc>
+          <w:tcPr>
+            <w:tcW w:w="0" w:type="auto"/>
+            <w:vAlign w:val="center"/>
+            <w:hideMark/>
+          </w:tcPr>
+          <w:p>
+            <w:pPr>
+              <w:spacing w:after="0"/>
+            </w:pPr>
+            <w:r>
+              <w:t>2,000</w:t>
+            </w:r>
+          </w:p>
+        </w:tc>
+      </w:tr>
+      <w:tr>
+        <w:trPr>
+          <w:tblCellSpacing w:w="15" w:type="dxa"/>
+        </w:trPr>
+        <w:tc>
+          <w:tcPr>
+            <w:tcW w:w="0" w:type="auto"/>
+            <w:vAlign w:val="center"/>
+            <w:hideMark/>
+          </w:tcPr>
+          <w:p>
+            <w:pPr>
+              <w:spacing w:after="0"/>
+            </w:pPr>
+            <w:r>
+              <w:t>Student Essays</w:t>
+            </w:r>
+          </w:p>
+        </w:tc>
+        <w:tc>
+          <w:tcPr>
+            <w:tcW w:w="0" w:type="auto"/>
+            <w:vAlign w:val="center"/>
+            <w:hideMark/>
+          </w:tcPr>
+          <w:p>
+            <w:pPr>
+              <w:spacing w:after="0"/>
+            </w:pPr>
+            <w:r>
+              <w:t>2,000</w:t>
+            </w:r>
+          </w:p>
+        </w:tc>
+      </w:tr>
+      <w:tr>
+        <w:trPr>
+          <w:tblCellSpacing w:w="15" w:type="dxa"/>
+        </w:trPr>
+        <w:tc>
+          <w:tcPr>
+            <w:tcW w:w="0" w:type="auto"/>
+            <w:vAlign w:val="center"/>
+            <w:hideMark/>
+          </w:tcPr>
+          <w:p>
+            <w:pPr>
+              <w:spacing w:after="0"/>
+            </w:pPr>
+            <w:r>
+              <w:t>Reddit</w:t>
+            </w:r>
+          </w:p>
+        </w:tc>
+        <w:tc>
+          <w:tcPr>
+            <w:tcW w:w="0" w:type="auto"/>
+            <w:vAlign w:val="center"/>
+            <w:hideMark/>
+          </w:tcPr>
+          <w:p>
+            <w:pPr>
+              <w:spacing w:after="0"/>
+            </w:pPr>
+            <w:r>
+              <w:t>2,000</w:t>
+            </w:r>
+          </w:p>
+        </w:tc>
+      </w:tr>
+      <w:tr>
+        <w:trPr>
+          <w:tblCellSpacing w:w="15" w:type="dxa"/>
+        </w:trPr>
+        <w:tc>
+          <w:tcPr>
+            <w:tcW w:w="0" w:type="auto"/>
+            <w:vAlign w:val="center"/>
+            <w:hideMark/>
+          </w:tcPr>
+          <w:p>
+            <w:pPr>
+              <w:spacing w:after="0"/>
+            </w:pPr>
+            <w:r>
+              <w:t>Stack Exchange</w:t>
+            </w:r>
+          </w:p>
+        </w:tc>
+        <w:tc>
+          <w:tcPr>
+            <w:tcW w:w="0" w:type="auto"/>
+            <w:vAlign w:val="center"/>
+            <w:hideMark/>
+          </w:tcPr>
+          <w:p>
+            <w:pPr>
+              <w:spacing w:after="0"/>
+            </w:pPr>
+            <w:r>
+              <w:t>2,000</w:t>
+            </w:r>
+          </w:p>
+        </w:tc>
+      </w:tr>
+      <w:tr>
+        <w:trPr>
+          <w:tblCellSpacing w:w="15" w:type="dxa"/>
+        </w:trPr>
+        <w:tc>
+          <w:tcPr>
+            <w:tcW w:w="0" w:type="auto"/>
+            <w:vAlign w:val="center"/>
+            <w:hideMark/>
+          </w:tcPr>
+          <w:p>
+            <w:pPr>
+              <w:spacing w:after="0"/>
+            </w:pPr>
+            <w:r>
+              <w:t>Gutenberg</w:t>
+            </w:r>
+          </w:p>
+        </w:tc>
+        <w:tc>
+          <w:tcPr>
+            <w:tcW w:w="0" w:type="auto"/>
+            <w:vAlign w:val="center"/>
+            <w:hideMark/>
+          </w:tcPr>
+          <w:p>
+            <w:pPr>
+              <w:spacing w:after="0"/>
+            </w:pPr>
+            <w:r>
+              <w:t>2,000</w:t>
+            </w:r>
+          </w:p>
+        </w:tc>
+      </w:tr>
+      <w:tr>
+        <w:trPr>
+          <w:tblCellSpacing w:w="15" w:type="dxa"/>
+        </w:trPr>
+        <w:tc>
+          <w:tcPr>
+            <w:tcW w:w="0" w:type="auto"/>
+            <w:vAlign w:val="center"/>
+            <w:hideMark/>
+          </w:tcPr>
+          <w:p>
+            <w:pPr>
+              <w:spacing w:after="0"/>
+            </w:pPr>
+            <w:r>
+              <w:t>GPT-4o</w:t>
+            </w:r>
+          </w:p>
+        </w:tc>
+        <w:tc>
+          <w:tcPr>
+            <w:tcW w:w="0" w:type="auto"/>
+            <w:vAlign w:val="center"/>
+            <w:hideMark/>
+          </w:tcPr>
+          <w:p>
+            <w:pPr>
+              <w:spacing w:after="0"/>
+            </w:pPr>
+            <w:r>
+              <w:t>2,000</w:t>
+            </w:r>
+          </w:p>
+        </w:tc>
+      </w:tr>
+      <w:tr>
+        <w:trPr>
+          <w:tblCellSpacing w:w="15" w:type="dxa"/>
+        </w:trPr>
+        <w:tc>
+          <w:tcPr>
+            <w:tcW w:w="0" w:type="auto"/>
+            <w:vAlign w:val="center"/>
+            <w:hideMark/>
+          </w:tcPr>
+          <w:p>
+            <w:pPr>
+              <w:spacing w:after="0"/>
+            </w:pPr>
+            <w:r>
+              <w:t>Gemini</w:t>
+            </w:r>
+          </w:p>
+        </w:tc>
+        <w:tc>
+          <w:tcPr>
+            <w:tcW w:w="0" w:type="auto"/>
+            <w:vAlign w:val="center"/>
+            <w:hideMark/>
+          </w:tcPr>
+          <w:p>
+            <w:pPr>
+              <w:spacing w:after="0"/>
+            </w:pPr>
+            <w:r>
+              <w:t>2,000</w:t>
+            </w:r>
+          </w:p>
+        </w:tc>
+      </w:tr>
+      <w:tr>
+        <w:trPr>
+          <w:tblCellSpacing w:w="15" w:type="dxa"/>
+        </w:trPr>
+        <w:tc>
+          <w:tcPr>
+            <w:tcW w:w="0" w:type="auto"/>
+            <w:vAlign w:val="center"/>
+            <w:hideMark/>
+          </w:tcPr>
+          <w:p>
+            <w:pPr>
+              <w:spacing w:after="0"/>
+            </w:pPr>
+            <w:r>
+              <w:t>Claude</w:t>
+            </w:r>
+          </w:p>
+        </w:tc>
+        <w:tc>
+          <w:tcPr>
+            <w:tcW w:w="0" w:type="auto"/>
+            <w:vAlign w:val="center"/>
+            <w:hideMark/>
+          </w:tcPr>
+          <w:p>
+            <w:pPr>
+              <w:spacing w:after="0"/>
+            </w:pPr>
+            <w:r>
+              <w:t>2,000</w:t>
+            </w:r>
+          </w:p>
+        </w:tc>
+      </w:tr>
+      <w:tr>
+        <w:trPr>
+          <w:tblCellSpacing w:w="15" w:type="dxa"/>
+        </w:trPr>
+        <w:tc>
+          <w:tcPr>
+            <w:tcW w:w="0" w:type="auto"/>
+            <w:vAlign w:val="center"/>
+            <w:hideMark/>
+          </w:tcPr>
+          <w:p>
+            <w:pPr>
+              <w:spacing w:after="0"/>
+            </w:pPr>
+            <w:r>
+              <w:t>RAID</w:t>
+            </w:r>
+          </w:p>
+        </w:tc>
+        <w:tc>
+          <w:tcPr>
+            <w:tcW w:w="0" w:type="auto"/>
+            <w:vAlign w:val="center"/>
+            <w:hideMark/>
+          </w:tcPr>
+          <w:p>
+            <w:pPr>
+              <w:spacing w:after="0"/>
+            </w:pPr>
+            <w:r>
+              <w:t>all available</w:t>
+            </w:r>
+          </w:p>
+        </w:tc>
+      </w:tr>
+      <w:tr>
+        <w:trPr>
+          <w:tblCellSpacing w:w="15" w:type="dxa"/>
+        </w:trPr>
+        <w:tc>
+          <w:tcPr>
+            <w:tcW w:w="0" w:type="auto"/>
+            <w:vAlign w:val="center"/>
+            <w:hideMark/>
+          </w:tcPr>
+          <w:p>
+            <w:pPr>
+              <w:spacing w:after="0"/>
+            </w:pPr>
+            <w:r>
+              <w:t>HC3 AI</w:t>
+            </w:r>
+          </w:p>
+        </w:tc>
+        <w:tc>
+          <w:tcPr>
+            <w:tcW w:w="0" w:type="auto"/>
+            <w:vAlign w:val="center"/>
+            <w:hideMark/>
+          </w:tcPr>
+          <w:p>
+            <w:pPr>
+              <w:spacing w:after="0"/>
+            </w:pPr>
+            <w:r>
+              <w:t>all available</w:t>
+            </w:r>
+          </w:p>
+        </w:tc>
+      </w:tr>
+    </w:tbl>
+    <w:p>
+      <w:pPr>
+        <w:spacing w:after="0"/>
+      </w:pPr>
+    </w:p>
+    <w:p>
+      <w:pPr>
+        <w:spacing w:after="0"/>
+      </w:pPr>
+    </w:p>
+    <w:p>
+      <w:pPr>
+        <w:spacing w:after="0"/>
+      </w:pPr>
+    </w:p>
+    <w:p>
+      <w:pPr>
+        <w:spacing w:after="0"/>
+      </w:pPr>
+      <w:r>
+        <w:t>(.</w:t>
+      </w:r>
+      <w:proofErr w:type="spellStart"/>
+      <w:r>
+        <w:t>venv</w:t>
+      </w:r>
+      <w:proofErr w:type="spellEnd"/>
+      <w:r>
+        <w:t xml:space="preserve">) C:\Users\Harkiran\OneDrive&gt;python -m </w:t>
+      </w:r>
+      <w:proofErr w:type="spellStart"/>
+      <w:r>
+        <w:t>humantrace.generation.generate_dataset</w:t>
+      </w:r>
+      <w:proofErr w:type="spellEnd"/>
+      <w:r>
+        <w:t xml:space="preserve"> --divide</w:t>
+      </w:r>
+    </w:p>
+    <w:p>
+      <w:pPr>
+        <w:spacing w:after="0"/>
+      </w:pPr>
+    </w:p>
+    <w:p>
+      <w:pPr>
+        <w:spacing w:after="0"/>
+      </w:pPr>
+      <w:r>
+        <w:t>============================================================</w:t>
+      </w:r>
+    </w:p>
+    <w:p>
+      <w:pPr>
+        <w:spacing w:after="0"/>
+      </w:pPr>
+      <w:r>
+        <w:t>DIVIDING TOPICS</w:t>
+      </w:r>
+    </w:p>
+    <w:p>
+      <w:pPr>
+        <w:spacing w:after="0"/>
+      </w:pPr>
+      <w:r>
+        <w:t>============================================================</w:t>
+      </w:r>
+    </w:p>
+    <w:p>
+      <w:pPr>
+        <w:spacing w:after="0"/>
+      </w:pPr>
+      <w:r>
+        <w:t>Total topics: 1000</w:t>
+      </w:r>
+    </w:p>
+    <w:p>
+      <w:pPr>
+        <w:spacing w:after="0"/>
+      </w:pPr>
+      <w:proofErr w:type="spellStart"/>
+      <w:r>
+        <w:t>openai</w:t>
+      </w:r>
+      <w:proofErr w:type="spellEnd"/>
+      <w:r>
+        <w:t xml:space="preserve">      334 topics -&gt; gpt_topics.txt</w:t>
+      </w:r>
+    </w:p>
+    <w:p>
+      <w:pPr>
+        <w:spacing w:after="0"/>
+      </w:pPr>
+      <w:proofErr w:type="spellStart"/>
+      <w:r>
+        <w:t>gemini</w:t>
+      </w:r>
+      <w:proofErr w:type="spellEnd"/>
+      <w:r>
+        <w:t xml:space="preserve">      333 topics -&gt; gemini_topics.txt</w:t>
+      </w:r>
+    </w:p>
+    <w:p>
+      <w:pPr>
+        <w:spacing w:after="0"/>
+      </w:pPr>
+      <w:proofErr w:type="spellStart"/>
+      <w:r>
+        <w:t>claude</w:t>
+      </w:r>
+      <w:proofErr w:type="spellEnd"/>
+      <w:r>
+        <w:t xml:space="preserve">      333 topics -&gt; claude_topics.txt</w:t>
+      </w:r>
+    </w:p>
+    <w:p>
+      <w:pPr>
+        <w:spacing w:after="0"/>
+      </w:pPr>
+      <w:r>
+        <w:t>============================================================</w:t>
+      </w:r>
+    </w:p>
+    <w:p>
+      <w:pPr>
+        <w:spacing w:after="0"/>
+      </w:pPr>
+      <w:r>
+        <w:t>TOPIC DIVISION COMPLETE</w:t>
+      </w:r>
+    </w:p>
+    <w:p>
+      <w:pPr>
+        <w:spacing w:after="0"/>
+      </w:pPr>
+      <w:r>
+        <w:t>============================================================</w:t>
+      </w:r>
+    </w:p>
+    <w:p>
+      <w:pPr>
+        <w:spacing w:after="0"/>
+      </w:pPr>
     </w:p>
     <w:sectPr>
       <w:pgSz w:w="11906" w:h="16838"/>
@@ -7893,7 +8862,6 @@
   <w:style w:type="character" w:default="1" w:styleId="DefaultParagraphFont">
     <w:name w:val="Default Paragraph Font"/>
     <w:uiPriority w:val="1"/>
-    <w:semiHidden/>
     <w:unhideWhenUsed/>
   </w:style>
   <w:style w:type="table" w:default="1" w:styleId="TableNormal">

--- a/docs/human trace features.docx
+++ b/docs/human trace features.docx
@@ -6147,15 +6147,7 @@
         <w:jc w:val="center"/>
       </w:pPr>
       <w:r>
-        <w:t xml:space="preserve">College essays       Personal essays     </w:t>
-      </w:r>
-      <w:proofErr w:type="gramStart"/>
-      <w:r>
-        <w:t>Public</w:t>
-      </w:r>
-      <w:proofErr w:type="gramEnd"/>
-      <w:r>
-        <w:t xml:space="preserve"> essays</w:t>
+        <w:t>College essays       Personal essays     Public essays</w:t>
       </w:r>
     </w:p>
     <w:p>
@@ -8248,6 +8240,511 @@
       <w:pPr>
         <w:spacing w:after="0"/>
       </w:pPr>
+    </w:p>
+    <w:p>
+      <w:pPr>
+        <w:spacing w:after="0"/>
+      </w:pPr>
+      <w:r>
+        <w:t>(.</w:t>
+      </w:r>
+      <w:proofErr w:type="spellStart"/>
+      <w:r>
+        <w:t>venv</w:t>
+      </w:r>
+      <w:proofErr w:type="spellEnd"/>
+      <w:r>
+        <w:t>) C:\Users\Harkiran\OneDrive&gt;python -u "c:\Users\Harkiran\OneDrive\humantrace\datasets\scripts\merge_datasets.py"</w:t>
+      </w:r>
+    </w:p>
+    <w:p>
+      <w:pPr>
+        <w:spacing w:after="0"/>
+      </w:pPr>
+      <w:r>
+        <w:t xml:space="preserve">Merging: </w:t>
+      </w:r>
+      <w:proofErr w:type="spellStart"/>
+      <w:r>
+        <w:t>raid_normalized.jsonl</w:t>
+      </w:r>
+      <w:proofErr w:type="spellEnd"/>
+    </w:p>
+    <w:p>
+      <w:pPr>
+        <w:spacing w:after="0"/>
+      </w:pPr>
+      <w:r>
+        <w:t>Merging: hc3_ai_normalized.jsonl</w:t>
+      </w:r>
+    </w:p>
+    <w:p>
+      <w:pPr>
+        <w:spacing w:after="0"/>
+      </w:pPr>
+      <w:r>
+        <w:t>Merging: hc3_human_normalized.jsonl</w:t>
+      </w:r>
+    </w:p>
+    <w:p>
+      <w:pPr>
+        <w:spacing w:after="0"/>
+      </w:pPr>
+      <w:r>
+        <w:t xml:space="preserve">Merging: </w:t>
+      </w:r>
+      <w:proofErr w:type="spellStart"/>
+      <w:r>
+        <w:t>wikipedia_normalized.jsonl</w:t>
+      </w:r>
+      <w:proofErr w:type="spellEnd"/>
+    </w:p>
+    <w:p>
+      <w:pPr>
+        <w:spacing w:after="0"/>
+      </w:pPr>
+    </w:p>
+    <w:p>
+      <w:pPr>
+        <w:spacing w:after="0"/>
+      </w:pPr>
+      <w:r>
+        <w:t>Dataset merge complete.</w:t>
+      </w:r>
+    </w:p>
+    <w:p>
+      <w:pPr>
+        <w:spacing w:after="0"/>
+      </w:pPr>
+      <w:r>
+        <w:t>Total records: 4241</w:t>
+      </w:r>
+    </w:p>
+    <w:p>
+      <w:pPr>
+        <w:spacing w:after="0"/>
+      </w:pPr>
+      <w:r>
+        <w:t>Output: C:\Users\Harkiran\OneDrive\humantrace\datasets\processed\humantrace_dataset.jsonl</w:t>
+      </w:r>
+    </w:p>
+    <w:p>
+      <w:pPr>
+        <w:spacing w:after="0"/>
+      </w:pPr>
+    </w:p>
+    <w:p>
+      <w:pPr>
+        <w:spacing w:after="0"/>
+      </w:pPr>
+      <w:r>
+        <w:t>(.</w:t>
+      </w:r>
+      <w:proofErr w:type="spellStart"/>
+      <w:r>
+        <w:t>venv</w:t>
+      </w:r>
+      <w:proofErr w:type="spellEnd"/>
+      <w:r>
+        <w:t xml:space="preserve">) C:\Users\Harkiran\OneDrive&gt;python -m </w:t>
+      </w:r>
+      <w:proofErr w:type="spellStart"/>
+      <w:r>
+        <w:t>humantrace.datasets.scripts.split_dataset</w:t>
+      </w:r>
+      <w:proofErr w:type="spellEnd"/>
+    </w:p>
+    <w:p>
+      <w:pPr>
+        <w:spacing w:after="0"/>
+      </w:pPr>
+      <w:r>
+        <w:t>Loaded 4241 records.</w:t>
+      </w:r>
+    </w:p>
+    <w:p>
+      <w:pPr>
+        <w:spacing w:after="0"/>
+      </w:pPr>
+      <w:r>
+        <w:t xml:space="preserve">ai: 3000 total → 2400 train, 300 </w:t>
+      </w:r>
+      <w:proofErr w:type="spellStart"/>
+      <w:r>
+        <w:t>val</w:t>
+      </w:r>
+      <w:proofErr w:type="spellEnd"/>
+      <w:r>
+        <w:t>, 300 test</w:t>
+      </w:r>
+    </w:p>
+    <w:p>
+      <w:pPr>
+        <w:spacing w:after="0"/>
+      </w:pPr>
+      <w:r>
+        <w:t xml:space="preserve">human: 1241 total → 992 train, 124 </w:t>
+      </w:r>
+      <w:proofErr w:type="spellStart"/>
+      <w:r>
+        <w:t>val</w:t>
+      </w:r>
+      <w:proofErr w:type="spellEnd"/>
+      <w:r>
+        <w:t>, 125 test</w:t>
+      </w:r>
+    </w:p>
+    <w:p>
+      <w:pPr>
+        <w:spacing w:after="0"/>
+      </w:pPr>
+    </w:p>
+    <w:p>
+      <w:pPr>
+        <w:spacing w:after="0"/>
+      </w:pPr>
+      <w:r>
+        <w:lastRenderedPageBreak/>
+        <w:t>Dataset splitting complete.</w:t>
+      </w:r>
+    </w:p>
+    <w:p>
+      <w:pPr>
+        <w:spacing w:after="0"/>
+      </w:pPr>
+      <w:r>
+        <w:t>Train: 3392</w:t>
+      </w:r>
+    </w:p>
+    <w:p>
+      <w:pPr>
+        <w:spacing w:after="0"/>
+      </w:pPr>
+      <w:r>
+        <w:t>Validation: 424</w:t>
+      </w:r>
+    </w:p>
+    <w:p>
+      <w:pPr>
+        <w:spacing w:after="0"/>
+      </w:pPr>
+      <w:r>
+        <w:t>Test: 425</w:t>
+      </w:r>
+    </w:p>
+    <w:p>
+      <w:pPr>
+        <w:spacing w:after="0"/>
+      </w:pPr>
+    </w:p>
+    <w:p>
+      <w:pPr>
+        <w:spacing w:after="0"/>
+      </w:pPr>
+    </w:p>
+    <w:p>
+      <w:pPr>
+        <w:spacing w:after="0"/>
+      </w:pPr>
+      <w:r>
+        <w:t>(.</w:t>
+      </w:r>
+      <w:proofErr w:type="spellStart"/>
+      <w:r>
+        <w:t>venv</w:t>
+      </w:r>
+      <w:proofErr w:type="spellEnd"/>
+      <w:r>
+        <w:t xml:space="preserve">) PS C:\Users\Harkiran\OneDrive&gt; python -m </w:t>
+      </w:r>
+      <w:proofErr w:type="spellStart"/>
+      <w:r>
+        <w:t>humantrace.models.evaluate</w:t>
+      </w:r>
+      <w:proofErr w:type="spellEnd"/>
+    </w:p>
+    <w:p>
+      <w:pPr>
+        <w:spacing w:after="0"/>
+      </w:pPr>
+      <w:r>
+        <w:t>============================================================</w:t>
+      </w:r>
+    </w:p>
+    <w:p>
+      <w:pPr>
+        <w:spacing w:after="0"/>
+      </w:pPr>
+      <w:proofErr w:type="spellStart"/>
+      <w:r>
+        <w:t>HumanTrace</w:t>
+      </w:r>
+      <w:proofErr w:type="spellEnd"/>
+      <w:r>
+        <w:t xml:space="preserve"> Model Evaluation</w:t>
+      </w:r>
+    </w:p>
+    <w:p>
+      <w:pPr>
+        <w:spacing w:after="0"/>
+      </w:pPr>
+      <w:r>
+        <w:t>============================================================</w:t>
+      </w:r>
+    </w:p>
+    <w:p>
+      <w:pPr>
+        <w:spacing w:after="0"/>
+      </w:pPr>
+    </w:p>
+    <w:p>
+      <w:pPr>
+        <w:spacing w:after="0"/>
+      </w:pPr>
+      <w:r>
+        <w:t>Test records: 425</w:t>
+      </w:r>
+    </w:p>
+    <w:p>
+      <w:pPr>
+        <w:spacing w:after="0"/>
+      </w:pPr>
+      <w:r>
+        <w:t>Loading weights: 100%|</w:t>
+      </w:r>
+      <w:r>
+        <w:rPr>
+          <w:rFonts w:ascii="Arial" w:hAnsi="Arial" w:cs="Arial"/>
+        </w:rPr>
+        <w:t>█████████████████████████████████████████████████████████████████████████████████████████████████████</w:t>
+      </w:r>
+      <w:r>
+        <w:t>| 104/104 [00:00&lt;00:00, 1799.20it/s]</w:t>
+      </w:r>
+    </w:p>
+    <w:p>
+      <w:pPr>
+        <w:spacing w:after="0"/>
+      </w:pPr>
+    </w:p>
+    <w:p>
+      <w:pPr>
+        <w:spacing w:after="0"/>
+      </w:pPr>
+      <w:r>
+        <w:t>Running predictions...</w:t>
+      </w:r>
+    </w:p>
+    <w:p>
+      <w:pPr>
+        <w:spacing w:after="0"/>
+      </w:pPr>
+    </w:p>
+    <w:p>
+      <w:pPr>
+        <w:spacing w:after="0"/>
+      </w:pPr>
+      <w:r>
+        <w:t>============================================================</w:t>
+      </w:r>
+    </w:p>
+    <w:p>
+      <w:pPr>
+        <w:spacing w:after="0"/>
+      </w:pPr>
+      <w:r>
+        <w:t>RESULTS</w:t>
+      </w:r>
+    </w:p>
+    <w:p>
+      <w:pPr>
+        <w:spacing w:after="0"/>
+      </w:pPr>
+      <w:r>
+        <w:t>============================================================</w:t>
+      </w:r>
+    </w:p>
+    <w:p>
+      <w:pPr>
+        <w:spacing w:after="0"/>
+      </w:pPr>
+    </w:p>
+    <w:p>
+      <w:pPr>
+        <w:spacing w:after="0"/>
+      </w:pPr>
+      <w:r>
+        <w:t>Accuracy : 0.9882</w:t>
+      </w:r>
+    </w:p>
+    <w:p>
+      <w:pPr>
+        <w:spacing w:after="0"/>
+      </w:pPr>
+      <w:r>
+        <w:t>Precision: 0.9900</w:t>
+      </w:r>
+    </w:p>
+    <w:p>
+      <w:pPr>
+        <w:spacing w:after="0"/>
+      </w:pPr>
+      <w:r>
+        <w:t>Recall   : 0.9933</w:t>
+      </w:r>
+    </w:p>
+    <w:p>
+      <w:pPr>
+        <w:spacing w:after="0"/>
+      </w:pPr>
+      <w:r>
+        <w:t>F1 Score : 0.9917</w:t>
+      </w:r>
+    </w:p>
+    <w:p>
+      <w:pPr>
+        <w:spacing w:after="0"/>
+      </w:pPr>
+    </w:p>
+    <w:p>
+      <w:pPr>
+        <w:spacing w:after="0"/>
+      </w:pPr>
+      <w:r>
+        <w:t>Confusion Matrix:</w:t>
+      </w:r>
+    </w:p>
+    <w:p>
+      <w:pPr>
+        <w:spacing w:after="0"/>
+      </w:pPr>
+      <w:r>
+        <w:t>[[122   3]</w:t>
+      </w:r>
+    </w:p>
+    <w:p>
+      <w:pPr>
+        <w:spacing w:after="0"/>
+      </w:pPr>
+      <w:r>
+        <w:t xml:space="preserve"> [  2 298]]</w:t>
+      </w:r>
+    </w:p>
+    <w:p>
+      <w:pPr>
+        <w:spacing w:after="0"/>
+      </w:pPr>
+    </w:p>
+    <w:p>
+      <w:pPr>
+        <w:spacing w:after="0"/>
+      </w:pPr>
+      <w:r>
+        <w:t>Classification Report:</w:t>
+      </w:r>
+    </w:p>
+    <w:p>
+      <w:pPr>
+        <w:spacing w:after="0"/>
+      </w:pPr>
+      <w:r>
+        <w:t xml:space="preserve">              precision    recall  f1-score   support</w:t>
+      </w:r>
+    </w:p>
+    <w:p>
+      <w:pPr>
+        <w:spacing w:after="0"/>
+      </w:pPr>
+    </w:p>
+    <w:p>
+      <w:pPr>
+        <w:spacing w:after="0"/>
+      </w:pPr>
+      <w:r>
+        <w:t xml:space="preserve">       human       0.98      0.98      0.98       125</w:t>
+      </w:r>
+    </w:p>
+    <w:p>
+      <w:pPr>
+        <w:spacing w:after="0"/>
+      </w:pPr>
+      <w:r>
+        <w:t xml:space="preserve">          ai       0.99      0.99      0.99       300</w:t>
+      </w:r>
+    </w:p>
+    <w:p>
+      <w:pPr>
+        <w:spacing w:after="0"/>
+      </w:pPr>
+    </w:p>
+    <w:p>
+      <w:pPr>
+        <w:spacing w:after="0"/>
+      </w:pPr>
+      <w:r>
+        <w:t xml:space="preserve">    accuracy                           0.99       425</w:t>
+      </w:r>
+    </w:p>
+    <w:p>
+      <w:pPr>
+        <w:spacing w:after="0"/>
+      </w:pPr>
+      <w:r>
+        <w:t xml:space="preserve">   macro </w:t>
+      </w:r>
+      <w:proofErr w:type="spellStart"/>
+      <w:r>
+        <w:t>avg</w:t>
+      </w:r>
+      <w:proofErr w:type="spellEnd"/>
+      <w:r>
+        <w:t xml:space="preserve">       0.99      0.98      0.99       425</w:t>
+      </w:r>
+    </w:p>
+    <w:p>
+      <w:pPr>
+        <w:spacing w:after="0"/>
+      </w:pPr>
+      <w:r>
+        <w:t xml:space="preserve">weighted </w:t>
+      </w:r>
+      <w:proofErr w:type="spellStart"/>
+      <w:r>
+        <w:t>avg</w:t>
+      </w:r>
+      <w:proofErr w:type="spellEnd"/>
+      <w:r>
+        <w:t xml:space="preserve">       0.99      0.99      0.99       425</w:t>
+      </w:r>
+    </w:p>
+    <w:p>
+      <w:pPr>
+        <w:spacing w:after="0"/>
+      </w:pPr>
+    </w:p>
+    <w:p>
+      <w:pPr>
+        <w:spacing w:after="0"/>
+      </w:pPr>
+      <w:r>
+        <w:t>============================================================</w:t>
+      </w:r>
+    </w:p>
+    <w:p>
+      <w:pPr>
+        <w:spacing w:after="0"/>
+      </w:pPr>
+      <w:r>
+        <w:t>(.</w:t>
+      </w:r>
+      <w:proofErr w:type="spellStart"/>
+      <w:r>
+        <w:t>venv</w:t>
+      </w:r>
+      <w:proofErr w:type="spellEnd"/>
+      <w:r>
+        <w:t>) PS C:\Users\Harkiran\OneDrive&gt;</w:t>
+      </w:r>
     </w:p>
     <w:sectPr>
       <w:pgSz w:w="11906" w:h="16838"/>
@@ -8862,6 +9359,7 @@
   <w:style w:type="character" w:default="1" w:styleId="DefaultParagraphFont">
     <w:name w:val="Default Paragraph Font"/>
     <w:uiPriority w:val="1"/>
+    <w:semiHidden/>
     <w:unhideWhenUsed/>
   </w:style>
   <w:style w:type="table" w:default="1" w:styleId="TableNormal">

--- a/docs/human trace features.docx
+++ b/docs/human trace features.docx
@@ -456,13 +456,8 @@
     </w:tbl>
     <w:p/>
     <w:p>
-      <w:proofErr w:type="spellStart"/>
-      <w:r>
-        <w:t>feature_engine</w:t>
-      </w:r>
-      <w:proofErr w:type="spellEnd"/>
-      <w:r>
-        <w:t>/</w:t>
+      <w:r>
+        <w:t>feature_engine/</w:t>
       </w:r>
     </w:p>
     <w:p>
@@ -525,12 +520,10 @@
         <w:spacing w:after="0"/>
         <w:jc w:val="center"/>
       </w:pPr>
-      <w:proofErr w:type="spellStart"/>
       <w:r>
         <w:lastRenderedPageBreak/>
         <w:t>HumanTrace</w:t>
       </w:r>
-      <w:proofErr w:type="spellEnd"/>
     </w:p>
     <w:p>
       <w:pPr>
@@ -1173,21 +1166,8 @@
         <w:t>──</w:t>
       </w:r>
       <w:r>
-        <w:t xml:space="preserve"> </w:t>
-      </w:r>
-      <w:proofErr w:type="spellStart"/>
-      <w:r>
-        <w:t>LightGBM</w:t>
-      </w:r>
-      <w:proofErr w:type="spellEnd"/>
-      <w:r>
-        <w:t xml:space="preserve"> / </w:t>
-      </w:r>
-      <w:proofErr w:type="spellStart"/>
-      <w:r>
-        <w:t>XGBoost</w:t>
-      </w:r>
-      <w:proofErr w:type="spellEnd"/>
+        <w:t xml:space="preserve"> LightGBM / XGBoost</w:t>
+      </w:r>
     </w:p>
     <w:p>
       <w:pPr>
@@ -1527,13 +1507,8 @@
       <w:pPr>
         <w:spacing w:after="0"/>
       </w:pPr>
-      <w:proofErr w:type="spellStart"/>
-      <w:r>
-        <w:t>HumanTrace</w:t>
-      </w:r>
-      <w:proofErr w:type="spellEnd"/>
-      <w:r>
-        <w:t xml:space="preserve"> Engine</w:t>
+      <w:r>
+        <w:t>HumanTrace Engine</w:t>
       </w:r>
     </w:p>
     <w:p>
@@ -1743,14 +1718,9 @@
       <w:pPr>
         <w:spacing w:after="0"/>
       </w:pPr>
-      <w:proofErr w:type="spellStart"/>
       <w:r>
         <w:lastRenderedPageBreak/>
-        <w:t>humantrace</w:t>
-      </w:r>
-      <w:proofErr w:type="spellEnd"/>
-      <w:r>
-        <w:t>/</w:t>
+        <w:t>humantrace/</w:t>
       </w:r>
     </w:p>
     <w:p>
@@ -2039,15 +2009,7 @@
         <w:t>──</w:t>
       </w:r>
       <w:r>
-        <w:t xml:space="preserve"> </w:t>
-      </w:r>
-      <w:proofErr w:type="spellStart"/>
-      <w:r>
-        <w:t>feature_engine</w:t>
-      </w:r>
-      <w:proofErr w:type="spellEnd"/>
-      <w:r>
-        <w:t>/</w:t>
+        <w:t xml:space="preserve"> feature_engine/</w:t>
       </w:r>
     </w:p>
     <w:p>
@@ -2655,15 +2617,7 @@
         <w:spacing w:after="0"/>
       </w:pPr>
       <w:r>
-        <w:t xml:space="preserve">└── </w:t>
-      </w:r>
-      <w:proofErr w:type="spellStart"/>
-      <w:r>
-        <w:t>api</w:t>
-      </w:r>
-      <w:proofErr w:type="spellEnd"/>
-      <w:r>
-        <w:t>/</w:t>
+        <w:t>└── api/</w:t>
       </w:r>
     </w:p>
     <w:p>
@@ -2726,63 +2680,31 @@
         <w:spacing w:after="0"/>
       </w:pPr>
       <w:r>
-        <w:t xml:space="preserve">6. </w:t>
-      </w:r>
-      <w:proofErr w:type="spellStart"/>
-      <w:r>
-        <w:t>feature_engine</w:t>
-      </w:r>
-      <w:proofErr w:type="spellEnd"/>
-      <w:r>
-        <w:t>/lexical/</w:t>
-      </w:r>
-    </w:p>
-    <w:p>
-      <w:pPr>
-        <w:spacing w:after="0"/>
-      </w:pPr>
-      <w:r>
-        <w:t xml:space="preserve">7. </w:t>
-      </w:r>
-      <w:proofErr w:type="spellStart"/>
-      <w:r>
-        <w:t>feature_engine</w:t>
-      </w:r>
-      <w:proofErr w:type="spellEnd"/>
-      <w:r>
-        <w:t>/readability/</w:t>
-      </w:r>
-    </w:p>
-    <w:p>
-      <w:pPr>
-        <w:spacing w:after="0"/>
-      </w:pPr>
-      <w:r>
-        <w:t xml:space="preserve">8. </w:t>
-      </w:r>
-      <w:proofErr w:type="spellStart"/>
-      <w:r>
-        <w:t>feature_engine</w:t>
-      </w:r>
-      <w:proofErr w:type="spellEnd"/>
-      <w:r>
-        <w:t>/stylometry/</w:t>
-      </w:r>
-    </w:p>
-    <w:p>
-      <w:pPr>
-        <w:spacing w:after="0"/>
-      </w:pPr>
-      <w:r>
-        <w:t xml:space="preserve">9. </w:t>
-      </w:r>
-      <w:proofErr w:type="spellStart"/>
-      <w:r>
-        <w:t>feature_engine</w:t>
-      </w:r>
-      <w:proofErr w:type="spellEnd"/>
-      <w:r>
-        <w:t>/syntax/</w:t>
+        <w:t>6. feature_engine/lexical/</w:t>
+      </w:r>
+    </w:p>
+    <w:p>
+      <w:pPr>
+        <w:spacing w:after="0"/>
+      </w:pPr>
+      <w:r>
+        <w:t>7. feature_engine/readability/</w:t>
+      </w:r>
+    </w:p>
+    <w:p>
+      <w:pPr>
+        <w:spacing w:after="0"/>
+      </w:pPr>
+      <w:r>
+        <w:t>8. feature_engine/stylometry/</w:t>
+      </w:r>
+    </w:p>
+    <w:p>
+      <w:pPr>
+        <w:spacing w:after="0"/>
+      </w:pPr>
+      <w:r>
+        <w:t>9. feature_engine/syntax/</w:t>
       </w:r>
     </w:p>
     <w:p>
@@ -2956,13 +2878,8 @@
         <w:jc w:val="center"/>
       </w:pPr>
       <w:r>
-        <w:t xml:space="preserve">               </w:t>
-      </w:r>
-      <w:proofErr w:type="spellStart"/>
-      <w:r>
-        <w:t>EssayDocument</w:t>
-      </w:r>
-      <w:proofErr w:type="spellEnd"/>
+        <w:t xml:space="preserve">               EssayDocument</w:t>
+      </w:r>
     </w:p>
     <w:p>
       <w:pPr>
@@ -3603,13 +3520,8 @@
               <w:spacing w:after="0"/>
             </w:pPr>
             <w:r>
-              <w:t xml:space="preserve">Vocabulary </w:t>
+              <w:t>Vocabulary behavior</w:t>
             </w:r>
-            <w:proofErr w:type="spellStart"/>
-            <w:r>
-              <w:t>behavior</w:t>
-            </w:r>
-            <w:proofErr w:type="spellEnd"/>
           </w:p>
         </w:tc>
       </w:tr>
@@ -4834,11 +4746,9 @@
       <w:pPr>
         <w:spacing w:after="0"/>
       </w:pPr>
-      <w:proofErr w:type="spellStart"/>
       <w:r>
         <w:t>essay_id</w:t>
       </w:r>
-      <w:proofErr w:type="spellEnd"/>
     </w:p>
     <w:p>
       <w:pPr>
@@ -4868,52 +4778,33 @@
       <w:pPr>
         <w:spacing w:after="0"/>
       </w:pPr>
-      <w:proofErr w:type="spellStart"/>
       <w:r>
         <w:t>word_count</w:t>
       </w:r>
-      <w:proofErr w:type="spellEnd"/>
-    </w:p>
-    <w:p>
-      <w:pPr>
-        <w:spacing w:after="0"/>
-      </w:pPr>
-      <w:proofErr w:type="spellStart"/>
+    </w:p>
+    <w:p>
+      <w:pPr>
+        <w:spacing w:after="0"/>
+      </w:pPr>
       <w:r>
         <w:t>generation_model</w:t>
       </w:r>
-      <w:proofErr w:type="spellEnd"/>
-    </w:p>
-    <w:p>
-      <w:pPr>
-        <w:spacing w:after="0"/>
-      </w:pPr>
-      <w:proofErr w:type="spellStart"/>
+    </w:p>
+    <w:p>
+      <w:pPr>
+        <w:spacing w:after="0"/>
+      </w:pPr>
       <w:r>
         <w:t>generation_prompt</w:t>
       </w:r>
-      <w:proofErr w:type="spellEnd"/>
-    </w:p>
-    <w:p>
-      <w:pPr>
-        <w:spacing w:after="0"/>
-      </w:pPr>
-      <w:proofErr w:type="spellStart"/>
+    </w:p>
+    <w:p>
+      <w:pPr>
+        <w:spacing w:after="0"/>
+      </w:pPr>
       <w:r>
         <w:lastRenderedPageBreak/>
-        <w:t>essay_id</w:t>
-      </w:r>
-      <w:proofErr w:type="spellEnd"/>
-      <w:r>
-        <w:t xml:space="preserve">        label          </w:t>
-      </w:r>
-      <w:proofErr w:type="spellStart"/>
-      <w:r>
-        <w:t>word_count</w:t>
-      </w:r>
-      <w:proofErr w:type="spellEnd"/>
-      <w:r>
-        <w:t xml:space="preserve">    TTR    burstiness ...</w:t>
+        <w:t>essay_id        label          word_count    TTR    burstiness ...</w:t>
       </w:r>
     </w:p>
     <w:p>
@@ -5167,11 +5058,9 @@
             <w:pPr>
               <w:spacing w:after="0"/>
             </w:pPr>
-            <w:proofErr w:type="spellStart"/>
             <w:r>
               <w:t>ai_polished</w:t>
             </w:r>
-            <w:proofErr w:type="spellEnd"/>
           </w:p>
         </w:tc>
         <w:tc>
@@ -5219,11 +5108,9 @@
             <w:pPr>
               <w:spacing w:after="0"/>
             </w:pPr>
-            <w:proofErr w:type="spellStart"/>
             <w:r>
               <w:t>human_revised</w:t>
             </w:r>
-            <w:proofErr w:type="spellEnd"/>
           </w:p>
         </w:tc>
         <w:tc>
@@ -6442,11 +6329,9 @@
       <w:pPr>
         <w:spacing w:after="0"/>
       </w:pPr>
-      <w:proofErr w:type="spellStart"/>
       <w:r>
         <w:t>JSONLEssayLoader</w:t>
       </w:r>
-      <w:proofErr w:type="spellEnd"/>
     </w:p>
     <w:p>
       <w:pPr>
@@ -6673,21 +6558,8 @@
         <w:spacing w:after="0"/>
       </w:pPr>
       <w:r>
-        <w:t>(.</w:t>
-      </w:r>
-      <w:proofErr w:type="spellStart"/>
-      <w:r>
-        <w:t>venv</w:t>
-      </w:r>
-      <w:proofErr w:type="spellEnd"/>
-      <w:r>
-        <w:t xml:space="preserve">) C:\Users\Harkiran\OneDrive&gt;python -m </w:t>
-      </w:r>
-      <w:proofErr w:type="spellStart"/>
-      <w:r>
-        <w:t>humantrace.datasets.scripts.dataset_statistics</w:t>
-      </w:r>
-      <w:proofErr w:type="spellEnd"/>
+        <w:t>(.venv) C:\Users\Harkiran\OneDrive&gt;python -m humantrace.datasets.scripts.dataset_statistics</w:t>
+      </w:r>
     </w:p>
     <w:p>
       <w:pPr>
@@ -6706,13 +6578,8 @@
       <w:pPr>
         <w:spacing w:after="0"/>
       </w:pPr>
-      <w:proofErr w:type="spellStart"/>
-      <w:r>
-        <w:t>HumanTrace</w:t>
-      </w:r>
-      <w:proofErr w:type="spellEnd"/>
-      <w:r>
-        <w:t xml:space="preserve"> Dataset Statistics</w:t>
+      <w:r>
+        <w:t>HumanTrace Dataset Statistics</w:t>
       </w:r>
     </w:p>
     <w:p>
@@ -6893,47 +6760,23 @@
         <w:spacing w:after="0"/>
       </w:pPr>
       <w:r>
-        <w:t xml:space="preserve">              │  </w:t>
-      </w:r>
-      <w:proofErr w:type="spellStart"/>
-      <w:r>
-        <w:t>train.jsonl</w:t>
-      </w:r>
-      <w:proofErr w:type="spellEnd"/>
-      <w:r>
-        <w:t xml:space="preserve">    │</w:t>
-      </w:r>
-    </w:p>
-    <w:p>
-      <w:pPr>
-        <w:spacing w:after="0"/>
-      </w:pPr>
-      <w:r>
-        <w:t xml:space="preserve">              │ </w:t>
-      </w:r>
-      <w:proofErr w:type="spellStart"/>
-      <w:r>
-        <w:t>validation.jsonl</w:t>
-      </w:r>
-      <w:proofErr w:type="spellEnd"/>
-      <w:r>
-        <w:t>│</w:t>
-      </w:r>
-    </w:p>
-    <w:p>
-      <w:pPr>
-        <w:spacing w:after="0"/>
-      </w:pPr>
-      <w:r>
-        <w:t xml:space="preserve">              │   </w:t>
-      </w:r>
-      <w:proofErr w:type="spellStart"/>
-      <w:r>
-        <w:t>test.jsonl</w:t>
-      </w:r>
-      <w:proofErr w:type="spellEnd"/>
-      <w:r>
-        <w:t xml:space="preserve">    │</w:t>
+        <w:t xml:space="preserve">              │  train.jsonl    │</w:t>
+      </w:r>
+    </w:p>
+    <w:p>
+      <w:pPr>
+        <w:spacing w:after="0"/>
+      </w:pPr>
+      <w:r>
+        <w:t xml:space="preserve">              │ validation.jsonl│</w:t>
+      </w:r>
+    </w:p>
+    <w:p>
+      <w:pPr>
+        <w:spacing w:after="0"/>
+      </w:pPr>
+      <w:r>
+        <w:t xml:space="preserve">              │   test.jsonl    │</w:t>
       </w:r>
     </w:p>
     <w:p>
@@ -7239,15 +7082,7 @@
         <w:spacing w:after="0"/>
       </w:pPr>
       <w:r>
-        <w:t xml:space="preserve">             </w:t>
-      </w:r>
-      <w:proofErr w:type="spellStart"/>
-      <w:r>
-        <w:t>HumanTrace</w:t>
-      </w:r>
-      <w:proofErr w:type="spellEnd"/>
-      <w:r>
-        <w:t xml:space="preserve"> Backend</w:t>
+        <w:t xml:space="preserve">             HumanTrace Backend</w:t>
       </w:r>
     </w:p>
     <w:p>
@@ -7326,21 +7161,8 @@
         <w:spacing w:after="0"/>
       </w:pPr>
       <w:r>
-        <w:t>(.</w:t>
-      </w:r>
-      <w:proofErr w:type="spellStart"/>
-      <w:r>
-        <w:t>venv</w:t>
-      </w:r>
-      <w:proofErr w:type="spellEnd"/>
-      <w:r>
-        <w:t xml:space="preserve">) C:\Users\Harkiran\OneDrive&gt;python -m </w:t>
-      </w:r>
-      <w:proofErr w:type="spellStart"/>
-      <w:r>
-        <w:t>humantrace.models.evaluate</w:t>
-      </w:r>
-      <w:proofErr w:type="spellEnd"/>
+        <w:t>(.venv) C:\Users\Harkiran\OneDrive&gt;python -m humantrace.models.evaluate</w:t>
+      </w:r>
     </w:p>
     <w:p>
       <w:pPr>
@@ -7354,13 +7176,8 @@
       <w:pPr>
         <w:spacing w:after="0"/>
       </w:pPr>
-      <w:proofErr w:type="spellStart"/>
-      <w:r>
-        <w:t>HumanTrace</w:t>
-      </w:r>
-      <w:proofErr w:type="spellEnd"/>
-      <w:r>
-        <w:t xml:space="preserve"> Model Evaluation</w:t>
+      <w:r>
+        <w:t>HumanTrace Model Evaluation</w:t>
       </w:r>
     </w:p>
     <w:p>
@@ -7569,31 +7386,15 @@
         <w:spacing w:after="0"/>
       </w:pPr>
       <w:r>
-        <w:t xml:space="preserve">   macro </w:t>
-      </w:r>
-      <w:proofErr w:type="spellStart"/>
-      <w:r>
-        <w:t>avg</w:t>
-      </w:r>
-      <w:proofErr w:type="spellEnd"/>
-      <w:r>
-        <w:t xml:space="preserve">       1.00      0.99      1.00       384</w:t>
-      </w:r>
-    </w:p>
-    <w:p>
-      <w:pPr>
-        <w:spacing w:after="0"/>
-      </w:pPr>
-      <w:r>
-        <w:t xml:space="preserve">weighted </w:t>
-      </w:r>
-      <w:proofErr w:type="spellStart"/>
-      <w:r>
-        <w:t>avg</w:t>
-      </w:r>
-      <w:proofErr w:type="spellEnd"/>
-      <w:r>
-        <w:t xml:space="preserve">       1.00      1.00      1.00       384</w:t>
+        <w:t xml:space="preserve">   macro avg       1.00      0.99      1.00       384</w:t>
+      </w:r>
+    </w:p>
+    <w:p>
+      <w:pPr>
+        <w:spacing w:after="0"/>
+      </w:pPr>
+      <w:r>
+        <w:t>weighted avg       1.00      1.00      1.00       384</w:t>
       </w:r>
     </w:p>
     <w:p>
@@ -7619,15 +7420,7 @@
         <w:spacing w:after="0"/>
       </w:pPr>
       <w:r>
-        <w:t>(.</w:t>
-      </w:r>
-      <w:proofErr w:type="spellStart"/>
-      <w:r>
-        <w:t>venv</w:t>
-      </w:r>
-      <w:proofErr w:type="spellEnd"/>
-      <w:r>
-        <w:t>) C:\Users\Harkiran\OneDrive&gt;</w:t>
+        <w:t>(.venv) C:\Users\Harkiran\OneDrive&gt;</w:t>
       </w:r>
     </w:p>
     <w:p>
@@ -8117,23 +7910,7 @@
         <w:spacing w:after="0"/>
       </w:pPr>
       <w:r>
-        <w:t>(.</w:t>
-      </w:r>
-      <w:proofErr w:type="spellStart"/>
-      <w:r>
-        <w:t>venv</w:t>
-      </w:r>
-      <w:proofErr w:type="spellEnd"/>
-      <w:r>
-        <w:t xml:space="preserve">) C:\Users\Harkiran\OneDrive&gt;python -m </w:t>
-      </w:r>
-      <w:proofErr w:type="spellStart"/>
-      <w:r>
-        <w:t>humantrace.generation.generate_dataset</w:t>
-      </w:r>
-      <w:proofErr w:type="spellEnd"/>
-      <w:r>
-        <w:t xml:space="preserve"> --divide</w:t>
+        <w:t>(.venv) C:\Users\Harkiran\OneDrive&gt;python -m humantrace.generation.generate_dataset --divide</w:t>
       </w:r>
     </w:p>
     <w:p>
@@ -8177,39 +7954,24 @@
       <w:pPr>
         <w:spacing w:after="0"/>
       </w:pPr>
-      <w:proofErr w:type="spellStart"/>
-      <w:r>
-        <w:t>openai</w:t>
-      </w:r>
-      <w:proofErr w:type="spellEnd"/>
-      <w:r>
-        <w:t xml:space="preserve">      334 topics -&gt; gpt_topics.txt</w:t>
-      </w:r>
-    </w:p>
-    <w:p>
-      <w:pPr>
-        <w:spacing w:after="0"/>
-      </w:pPr>
-      <w:proofErr w:type="spellStart"/>
-      <w:r>
-        <w:t>gemini</w:t>
-      </w:r>
-      <w:proofErr w:type="spellEnd"/>
-      <w:r>
-        <w:t xml:space="preserve">      333 topics -&gt; gemini_topics.txt</w:t>
-      </w:r>
-    </w:p>
-    <w:p>
-      <w:pPr>
-        <w:spacing w:after="0"/>
-      </w:pPr>
-      <w:proofErr w:type="spellStart"/>
-      <w:r>
-        <w:t>claude</w:t>
-      </w:r>
-      <w:proofErr w:type="spellEnd"/>
-      <w:r>
-        <w:t xml:space="preserve">      333 topics -&gt; claude_topics.txt</w:t>
+      <w:r>
+        <w:t>openai      334 topics -&gt; gpt_topics.txt</w:t>
+      </w:r>
+    </w:p>
+    <w:p>
+      <w:pPr>
+        <w:spacing w:after="0"/>
+      </w:pPr>
+      <w:r>
+        <w:t>gemini      333 topics -&gt; gemini_topics.txt</w:t>
+      </w:r>
+    </w:p>
+    <w:p>
+      <w:pPr>
+        <w:spacing w:after="0"/>
+      </w:pPr>
+      <w:r>
+        <w:t>claude      333 topics -&gt; claude_topics.txt</w:t>
       </w:r>
     </w:p>
     <w:p>
@@ -8246,29 +8008,16 @@
         <w:spacing w:after="0"/>
       </w:pPr>
       <w:r>
-        <w:t>(.</w:t>
-      </w:r>
-      <w:proofErr w:type="spellStart"/>
-      <w:r>
-        <w:t>venv</w:t>
-      </w:r>
-      <w:proofErr w:type="spellEnd"/>
-      <w:r>
-        <w:t>) C:\Users\Harkiran\OneDrive&gt;python -u "c:\Users\Harkiran\OneDrive\humantrace\datasets\scripts\merge_datasets.py"</w:t>
-      </w:r>
-    </w:p>
-    <w:p>
-      <w:pPr>
-        <w:spacing w:after="0"/>
-      </w:pPr>
-      <w:r>
-        <w:t xml:space="preserve">Merging: </w:t>
-      </w:r>
-      <w:proofErr w:type="spellStart"/>
-      <w:r>
-        <w:t>raid_normalized.jsonl</w:t>
-      </w:r>
-      <w:proofErr w:type="spellEnd"/>
+        <w:t>(.venv) C:\Users\Harkiran\OneDrive&gt;python -u "c:\Users\Harkiran\OneDrive\humantrace\datasets\scripts\merge_datasets.py"</w:t>
+      </w:r>
+    </w:p>
+    <w:p>
+      <w:pPr>
+        <w:spacing w:after="0"/>
+      </w:pPr>
+      <w:r>
+        <w:t>Merging: raid_normalized.jsonl</w:t>
+      </w:r>
     </w:p>
     <w:p>
       <w:pPr>
@@ -8291,13 +8040,8 @@
         <w:spacing w:after="0"/>
       </w:pPr>
       <w:r>
-        <w:t xml:space="preserve">Merging: </w:t>
-      </w:r>
-      <w:proofErr w:type="spellStart"/>
-      <w:r>
-        <w:t>wikipedia_normalized.jsonl</w:t>
-      </w:r>
-      <w:proofErr w:type="spellEnd"/>
+        <w:t>Merging: wikipedia_normalized.jsonl</w:t>
+      </w:r>
     </w:p>
     <w:p>
       <w:pPr>
@@ -8338,21 +8082,8 @@
         <w:spacing w:after="0"/>
       </w:pPr>
       <w:r>
-        <w:t>(.</w:t>
-      </w:r>
-      <w:proofErr w:type="spellStart"/>
-      <w:r>
-        <w:t>venv</w:t>
-      </w:r>
-      <w:proofErr w:type="spellEnd"/>
-      <w:r>
-        <w:t xml:space="preserve">) C:\Users\Harkiran\OneDrive&gt;python -m </w:t>
-      </w:r>
-      <w:proofErr w:type="spellStart"/>
-      <w:r>
-        <w:t>humantrace.datasets.scripts.split_dataset</w:t>
-      </w:r>
-      <w:proofErr w:type="spellEnd"/>
+        <w:t>(.venv) C:\Users\Harkiran\OneDrive&gt;python -m humantrace.datasets.scripts.split_dataset</w:t>
+      </w:r>
     </w:p>
     <w:p>
       <w:pPr>
@@ -8367,31 +8098,15 @@
         <w:spacing w:after="0"/>
       </w:pPr>
       <w:r>
-        <w:t xml:space="preserve">ai: 3000 total → 2400 train, 300 </w:t>
-      </w:r>
-      <w:proofErr w:type="spellStart"/>
-      <w:r>
-        <w:t>val</w:t>
-      </w:r>
-      <w:proofErr w:type="spellEnd"/>
-      <w:r>
-        <w:t>, 300 test</w:t>
-      </w:r>
-    </w:p>
-    <w:p>
-      <w:pPr>
-        <w:spacing w:after="0"/>
-      </w:pPr>
-      <w:r>
-        <w:t xml:space="preserve">human: 1241 total → 992 train, 124 </w:t>
-      </w:r>
-      <w:proofErr w:type="spellStart"/>
-      <w:r>
-        <w:t>val</w:t>
-      </w:r>
-      <w:proofErr w:type="spellEnd"/>
-      <w:r>
-        <w:t>, 125 test</w:t>
+        <w:t>ai: 3000 total → 2400 train, 300 val, 300 test</w:t>
+      </w:r>
+    </w:p>
+    <w:p>
+      <w:pPr>
+        <w:spacing w:after="0"/>
+      </w:pPr>
+      <w:r>
+        <w:t>human: 1241 total → 992 train, 124 val, 125 test</w:t>
       </w:r>
     </w:p>
     <w:p>
@@ -8447,21 +8162,8 @@
         <w:spacing w:after="0"/>
       </w:pPr>
       <w:r>
-        <w:t>(.</w:t>
-      </w:r>
-      <w:proofErr w:type="spellStart"/>
-      <w:r>
-        <w:t>venv</w:t>
-      </w:r>
-      <w:proofErr w:type="spellEnd"/>
-      <w:r>
-        <w:t xml:space="preserve">) PS C:\Users\Harkiran\OneDrive&gt; python -m </w:t>
-      </w:r>
-      <w:proofErr w:type="spellStart"/>
-      <w:r>
-        <w:t>humantrace.models.evaluate</w:t>
-      </w:r>
-      <w:proofErr w:type="spellEnd"/>
+        <w:t>(.venv) PS C:\Users\Harkiran\OneDrive&gt; python -m humantrace.models.evaluate</w:t>
+      </w:r>
     </w:p>
     <w:p>
       <w:pPr>
@@ -8475,13 +8177,8 @@
       <w:pPr>
         <w:spacing w:after="0"/>
       </w:pPr>
-      <w:proofErr w:type="spellStart"/>
-      <w:r>
-        <w:t>HumanTrace</w:t>
-      </w:r>
-      <w:proofErr w:type="spellEnd"/>
-      <w:r>
-        <w:t xml:space="preserve"> Model Evaluation</w:t>
+      <w:r>
+        <w:t>HumanTrace Model Evaluation</w:t>
       </w:r>
     </w:p>
     <w:p>
@@ -8690,31 +8387,15 @@
         <w:spacing w:after="0"/>
       </w:pPr>
       <w:r>
-        <w:t xml:space="preserve">   macro </w:t>
-      </w:r>
-      <w:proofErr w:type="spellStart"/>
-      <w:r>
-        <w:t>avg</w:t>
-      </w:r>
-      <w:proofErr w:type="spellEnd"/>
-      <w:r>
-        <w:t xml:space="preserve">       0.99      0.98      0.99       425</w:t>
-      </w:r>
-    </w:p>
-    <w:p>
-      <w:pPr>
-        <w:spacing w:after="0"/>
-      </w:pPr>
-      <w:r>
-        <w:t xml:space="preserve">weighted </w:t>
-      </w:r>
-      <w:proofErr w:type="spellStart"/>
-      <w:r>
-        <w:t>avg</w:t>
-      </w:r>
-      <w:proofErr w:type="spellEnd"/>
-      <w:r>
-        <w:t xml:space="preserve">       0.99      0.99      0.99       425</w:t>
+        <w:t xml:space="preserve">   macro avg       0.99      0.98      0.99       425</w:t>
+      </w:r>
+    </w:p>
+    <w:p>
+      <w:pPr>
+        <w:spacing w:after="0"/>
+      </w:pPr>
+      <w:r>
+        <w:t>weighted avg       0.99      0.99      0.99       425</w:t>
       </w:r>
     </w:p>
     <w:p>
@@ -8735,15 +8416,411 @@
         <w:spacing w:after="0"/>
       </w:pPr>
       <w:r>
-        <w:t>(.</w:t>
-      </w:r>
-      <w:proofErr w:type="spellStart"/>
-      <w:r>
-        <w:t>venv</w:t>
-      </w:r>
-      <w:proofErr w:type="spellEnd"/>
-      <w:r>
-        <w:t>) PS C:\Users\Harkiran\OneDrive&gt;</w:t>
+        <w:t>(.venv) PS C:\Users\Harkiran\OneDrive&gt;</w:t>
+      </w:r>
+    </w:p>
+    <w:p>
+      <w:pPr>
+        <w:spacing w:after="0"/>
+      </w:pPr>
+    </w:p>
+    <w:p>
+      <w:pPr>
+        <w:spacing w:after="0"/>
+      </w:pPr>
+    </w:p>
+    <w:p>
+      <w:pPr>
+        <w:spacing w:after="0"/>
+        <w:rPr>
+          <w:b/>
+          <w:bCs/>
+        </w:rPr>
+      </w:pPr>
+      <w:r>
+        <w:rPr>
+          <w:rFonts w:ascii="Segoe UI Emoji" w:hAnsi="Segoe UI Emoji" w:cs="Segoe UI Emoji"/>
+          <w:b/>
+          <w:bCs/>
+        </w:rPr>
+        <w:t>🔥</w:t>
+      </w:r>
+      <w:r>
+        <w:rPr>
+          <w:b/>
+          <w:bCs/>
+        </w:rPr>
+        <w:t xml:space="preserve"> Phase 1 (2–3 hours)</w:t>
+      </w:r>
+    </w:p>
+    <w:p>
+      <w:pPr>
+        <w:numPr>
+          <w:ilvl w:val="0"/>
+          <w:numId w:val="1"/>
+        </w:numPr>
+        <w:spacing w:after="0"/>
+      </w:pPr>
+      <w:r>
+        <w:t xml:space="preserve">Connect React to Flask (/predict) </w:t>
+      </w:r>
+    </w:p>
+    <w:p>
+      <w:pPr>
+        <w:numPr>
+          <w:ilvl w:val="0"/>
+          <w:numId w:val="1"/>
+        </w:numPr>
+        <w:spacing w:after="0"/>
+      </w:pPr>
+      <w:r>
+        <w:lastRenderedPageBreak/>
+        <w:t xml:space="preserve">Test with real predictions </w:t>
+      </w:r>
+    </w:p>
+    <w:p>
+      <w:pPr>
+        <w:numPr>
+          <w:ilvl w:val="0"/>
+          <w:numId w:val="1"/>
+        </w:numPr>
+        <w:spacing w:after="0"/>
+      </w:pPr>
+      <w:r>
+        <w:t xml:space="preserve">Fix any API issues </w:t>
+      </w:r>
+    </w:p>
+    <w:p>
+      <w:pPr>
+        <w:spacing w:after="0"/>
+        <w:rPr>
+          <w:b/>
+          <w:bCs/>
+        </w:rPr>
+      </w:pPr>
+      <w:r>
+        <w:rPr>
+          <w:rFonts w:ascii="Segoe UI Emoji" w:hAnsi="Segoe UI Emoji" w:cs="Segoe UI Emoji"/>
+          <w:b/>
+          <w:bCs/>
+        </w:rPr>
+        <w:t>🔥</w:t>
+      </w:r>
+      <w:r>
+        <w:rPr>
+          <w:b/>
+          <w:bCs/>
+        </w:rPr>
+        <w:t xml:space="preserve"> Phase 2 (1 hour)</w:t>
+      </w:r>
+    </w:p>
+    <w:p>
+      <w:pPr>
+        <w:numPr>
+          <w:ilvl w:val="0"/>
+          <w:numId w:val="2"/>
+        </w:numPr>
+        <w:spacing w:after="0"/>
+      </w:pPr>
+      <w:r>
+        <w:t xml:space="preserve">Deploy Flask </w:t>
+      </w:r>
+    </w:p>
+    <w:p>
+      <w:pPr>
+        <w:numPr>
+          <w:ilvl w:val="0"/>
+          <w:numId w:val="2"/>
+        </w:numPr>
+        <w:spacing w:after="0"/>
+      </w:pPr>
+      <w:r>
+        <w:t xml:space="preserve">Deploy Next.js </w:t>
+      </w:r>
+    </w:p>
+    <w:p>
+      <w:pPr>
+        <w:numPr>
+          <w:ilvl w:val="0"/>
+          <w:numId w:val="2"/>
+        </w:numPr>
+        <w:spacing w:after="0"/>
+      </w:pPr>
+      <w:r>
+        <w:t xml:space="preserve">Verify end-to-end functionality </w:t>
+      </w:r>
+    </w:p>
+    <w:p>
+      <w:pPr>
+        <w:spacing w:after="0"/>
+        <w:rPr>
+          <w:b/>
+          <w:bCs/>
+        </w:rPr>
+      </w:pPr>
+      <w:r>
+        <w:rPr>
+          <w:rFonts w:ascii="Segoe UI Emoji" w:hAnsi="Segoe UI Emoji" w:cs="Segoe UI Emoji"/>
+          <w:b/>
+          <w:bCs/>
+        </w:rPr>
+        <w:t>🔥</w:t>
+      </w:r>
+      <w:r>
+        <w:rPr>
+          <w:b/>
+          <w:bCs/>
+        </w:rPr>
+        <w:t xml:space="preserve"> Phase 3 (1–2 hours)</w:t>
+      </w:r>
+    </w:p>
+    <w:p>
+      <w:pPr>
+        <w:numPr>
+          <w:ilvl w:val="0"/>
+          <w:numId w:val="3"/>
+        </w:numPr>
+        <w:spacing w:after="0"/>
+      </w:pPr>
+      <w:r>
+        <w:t xml:space="preserve">Update README with screenshots, setup instructions, architecture, and results </w:t>
+      </w:r>
+    </w:p>
+    <w:p>
+      <w:pPr>
+        <w:numPr>
+          <w:ilvl w:val="0"/>
+          <w:numId w:val="3"/>
+        </w:numPr>
+        <w:spacing w:after="0"/>
+      </w:pPr>
+      <w:r>
+        <w:t xml:space="preserve">Add project screenshots to the repository </w:t>
+      </w:r>
+    </w:p>
+    <w:p>
+      <w:pPr>
+        <w:spacing w:after="0"/>
+        <w:rPr>
+          <w:b/>
+          <w:bCs/>
+        </w:rPr>
+      </w:pPr>
+      <w:r>
+        <w:rPr>
+          <w:rFonts w:ascii="Segoe UI Emoji" w:hAnsi="Segoe UI Emoji" w:cs="Segoe UI Emoji"/>
+          <w:b/>
+          <w:bCs/>
+        </w:rPr>
+        <w:t>🔥</w:t>
+      </w:r>
+      <w:r>
+        <w:rPr>
+          <w:b/>
+          <w:bCs/>
+        </w:rPr>
+        <w:t xml:space="preserve"> Phase 4 (30–60 minutes)</w:t>
+      </w:r>
+    </w:p>
+    <w:p>
+      <w:pPr>
+        <w:numPr>
+          <w:ilvl w:val="0"/>
+          <w:numId w:val="4"/>
+        </w:numPr>
+        <w:spacing w:after="0"/>
+      </w:pPr>
+      <w:r>
+        <w:t xml:space="preserve">Final testing </w:t>
+      </w:r>
+    </w:p>
+    <w:p>
+      <w:pPr>
+        <w:numPr>
+          <w:ilvl w:val="0"/>
+          <w:numId w:val="4"/>
+        </w:numPr>
+        <w:spacing w:after="0"/>
+      </w:pPr>
+      <w:r>
+        <w:t xml:space="preserve">Fix any UI bugs </w:t>
+      </w:r>
+    </w:p>
+    <w:p>
+      <w:pPr>
+        <w:numPr>
+          <w:ilvl w:val="0"/>
+          <w:numId w:val="4"/>
+        </w:numPr>
+        <w:spacing w:after="0"/>
+      </w:pPr>
+      <w:r>
+        <w:t>Test on mobile and desktop</w:t>
+      </w:r>
+    </w:p>
+    <w:p>
+      <w:pPr>
+        <w:numPr>
+          <w:ilvl w:val="0"/>
+          <w:numId w:val="4"/>
+        </w:numPr>
+        <w:spacing w:after="0"/>
+      </w:pPr>
+      <w:r>
+        <w:t>Submit</w:t>
+      </w:r>
+    </w:p>
+    <w:p>
+      <w:pPr>
+        <w:spacing w:after="0"/>
+      </w:pPr>
+    </w:p>
+    <w:p>
+      <w:pPr>
+        <w:spacing w:after="0"/>
+      </w:pPr>
+      <w:r>
+        <w:t>(.venv) PS C:\Users\Harkiran\OneDrive&gt; $body = @{</w:t>
+      </w:r>
+    </w:p>
+    <w:p>
+      <w:pPr>
+        <w:spacing w:after="0"/>
+      </w:pPr>
+      <w:r>
+        <w:t>&gt;&gt;     text = "I really enjoyed reading this book because the characters felt realistic and the story kept me interested."</w:t>
+      </w:r>
+    </w:p>
+    <w:p>
+      <w:pPr>
+        <w:spacing w:after="0"/>
+      </w:pPr>
+      <w:r>
+        <w:t>&gt;&gt; } | ConvertTo-Json</w:t>
+      </w:r>
+    </w:p>
+    <w:p>
+      <w:pPr>
+        <w:spacing w:after="0"/>
+      </w:pPr>
+      <w:r>
+        <w:t xml:space="preserve">&gt;&gt; </w:t>
+      </w:r>
+    </w:p>
+    <w:p>
+      <w:pPr>
+        <w:spacing w:after="0"/>
+      </w:pPr>
+      <w:r>
+        <w:t>&gt;&gt; Invoke-RestMethod `</w:t>
+      </w:r>
+    </w:p>
+    <w:p>
+      <w:pPr>
+        <w:spacing w:after="0"/>
+      </w:pPr>
+      <w:r>
+        <w:t>&gt;&gt;     -Uri "http://127.0.0.1:5000/predict" `</w:t>
+      </w:r>
+    </w:p>
+    <w:p>
+      <w:pPr>
+        <w:spacing w:after="0"/>
+      </w:pPr>
+      <w:r>
+        <w:t>&gt;&gt;     -Method Post `</w:t>
+      </w:r>
+    </w:p>
+    <w:p>
+      <w:pPr>
+        <w:spacing w:after="0"/>
+      </w:pPr>
+      <w:r>
+        <w:t>&gt;&gt;     -ContentType "application/json" `</w:t>
+      </w:r>
+    </w:p>
+    <w:p>
+      <w:pPr>
+        <w:spacing w:after="0"/>
+      </w:pPr>
+      <w:r>
+        <w:t>&gt;&gt;     -Body $body</w:t>
+      </w:r>
+    </w:p>
+    <w:p>
+      <w:pPr>
+        <w:spacing w:after="0"/>
+      </w:pPr>
+    </w:p>
+    <w:p>
+      <w:pPr>
+        <w:spacing w:after="0"/>
+      </w:pPr>
+      <w:r>
+        <w:t>ai_probability confidence human_probability prediction</w:t>
+      </w:r>
+    </w:p>
+    <w:p>
+      <w:pPr>
+        <w:spacing w:after="0"/>
+      </w:pPr>
+      <w:r>
+        <w:t>-------------- ---------- ----------------- ----------</w:t>
+      </w:r>
+    </w:p>
+    <w:p>
+      <w:pPr>
+        <w:spacing w:after="0"/>
+      </w:pPr>
+      <w:r>
+        <w:t xml:space="preserve">        0.0054     0.9946            0.9946 human     </w:t>
+      </w:r>
+    </w:p>
+    <w:p>
+      <w:pPr>
+        <w:spacing w:after="0"/>
+      </w:pPr>
+    </w:p>
+    <w:p>
+      <w:pPr>
+        <w:spacing w:after="0"/>
+      </w:pPr>
+    </w:p>
+    <w:p>
+      <w:pPr>
+        <w:spacing w:after="0"/>
+      </w:pPr>
+      <w:r>
+        <w:t>(.venv) PS C:\Users\Harkiran\OneDrive&gt; Invoke-RestMethod http://127.0.0.1:5000/health</w:t>
+      </w:r>
+    </w:p>
+    <w:p>
+      <w:pPr>
+        <w:spacing w:after="0"/>
+      </w:pPr>
+    </w:p>
+    <w:p>
+      <w:pPr>
+        <w:spacing w:after="0"/>
+      </w:pPr>
+      <w:r>
+        <w:t xml:space="preserve">status </w:t>
+      </w:r>
+    </w:p>
+    <w:p>
+      <w:pPr>
+        <w:spacing w:after="0"/>
+      </w:pPr>
+      <w:r>
+        <w:t xml:space="preserve">------ </w:t>
+      </w:r>
+    </w:p>
+    <w:p>
+      <w:pPr>
+        <w:spacing w:after="0"/>
+      </w:pPr>
+      <w:r>
+        <w:t>healthy</w:t>
       </w:r>
     </w:p>
     <w:sectPr>
@@ -8754,6 +8831,619 @@
     </w:sectPr>
   </w:body>
 </w:document>
+</file>
+
+<file path=word/numbering.xml><?xml version="1.0" encoding="utf-8"?>
+<w:numbering xmlns:wpc="http://schemas.microsoft.com/office/word/2010/wordprocessingCanvas" xmlns:cx="http://schemas.microsoft.com/office/drawing/2014/chartex" xmlns:cx1="http://schemas.microsoft.com/office/drawing/2015/9/8/chartex" xmlns:cx2="http://schemas.microsoft.com/office/drawing/2015/10/21/chartex" xmlns:cx3="http://schemas.microsoft.com/office/drawing/2016/5/9/chartex" xmlns:cx4="http://schemas.microsoft.com/office/drawing/2016/5/10/chartex" xmlns:cx5="http://schemas.microsoft.com/office/drawing/2016/5/11/chartex" xmlns:cx6="http://schemas.microsoft.com/office/drawing/2016/5/12/chartex" xmlns:cx7="http://schemas.microsoft.com/office/drawing/2016/5/13/chartex" xmlns:cx8="http://schemas.microsoft.com/office/drawing/2016/5/14/chartex" xmlns:mc="http://schemas.openxmlformats.org/markup-compatibility/2006" xmlns:aink="http://schemas.microsoft.com/office/drawing/2016/ink" xmlns:am3d="http://schemas.microsoft.com/office/drawing/2017/model3d" xmlns:o="urn:schemas-microsoft-com:office:office" xmlns:oel="http://schemas.microsoft.com/office/2019/extlst" xmlns:r="http://schemas.openxmlformats.org/officeDocument/2006/relationships" xmlns:m="http://schemas.openxmlformats.org/officeDocument/2006/math" xmlns:v="urn:schemas-microsoft-com:vml" xmlns:wp14="http://schemas.microsoft.com/office/word/2010/wordprocessingDrawing" xmlns:wp="http://schemas.openxmlformats.org/drawingml/2006/wordprocessingDrawing" xmlns:w10="urn:schemas-microsoft-com:office:word" xmlns:w="http://schemas.openxmlformats.org/wordprocessingml/2006/main" xmlns:w14="http://schemas.microsoft.com/office/word/2010/wordml" xmlns:w15="http://schemas.microsoft.com/office/word/2012/wordml" xmlns:w16cei="http://schemas.microsoft.com/office/word/2026/wordml/cei" xmlns:w16cex="http://schemas.microsoft.com/office/word/2018/wordml/cex" xmlns:w16cid="http://schemas.microsoft.com/office/word/2016/wordml/cid" xmlns:w16="http://schemas.microsoft.com/office/word/2018/wordml" xmlns:w16du="http://schemas.microsoft.com/office/word/2023/wordml/word16du" xmlns:w16sdtdh="http://schemas.microsoft.com/office/word/2020/wordml/sdtdatahash" xmlns:w16sdtfl="http://schemas.microsoft.com/office/word/2024/wordml/sdtformatlock" xmlns:w16se="http://schemas.microsoft.com/office/word/2015/wordml/symex" xmlns:wpg="http://schemas.microsoft.com/office/word/2010/wordprocessingGroup" xmlns:wpi="http://schemas.microsoft.com/office/word/2010/wordprocessingInk" xmlns:wne="http://schemas.microsoft.com/office/word/2006/wordml" xmlns:wps="http://schemas.microsoft.com/office/word/2010/wordprocessingShape" mc:Ignorable="w14 w15 w16se w16cid w16 w16cex w16sdtdh w16sdtfl w16du wp14">
+  <w:abstractNum w:abstractNumId="0" w15:restartNumberingAfterBreak="0">
+    <w:nsid w:val="24CA2590"/>
+    <w:multiLevelType w:val="multilevel"/>
+    <w:tmpl w:val="70165E8A"/>
+    <w:lvl w:ilvl="0">
+      <w:start w:val="1"/>
+      <w:numFmt w:val="bullet"/>
+      <w:lvlText w:val=""/>
+      <w:lvlJc w:val="left"/>
+      <w:pPr>
+        <w:tabs>
+          <w:tab w:val="num" w:pos="720"/>
+        </w:tabs>
+        <w:ind w:left="720" w:hanging="360"/>
+      </w:pPr>
+      <w:rPr>
+        <w:rFonts w:ascii="Symbol" w:hAnsi="Symbol" w:hint="default"/>
+        <w:sz w:val="20"/>
+      </w:rPr>
+    </w:lvl>
+    <w:lvl w:ilvl="1" w:tentative="1">
+      <w:start w:val="1"/>
+      <w:numFmt w:val="bullet"/>
+      <w:lvlText w:val="o"/>
+      <w:lvlJc w:val="left"/>
+      <w:pPr>
+        <w:tabs>
+          <w:tab w:val="num" w:pos="1440"/>
+        </w:tabs>
+        <w:ind w:left="1440" w:hanging="360"/>
+      </w:pPr>
+      <w:rPr>
+        <w:rFonts w:ascii="Courier New" w:hAnsi="Courier New" w:hint="default"/>
+        <w:sz w:val="20"/>
+      </w:rPr>
+    </w:lvl>
+    <w:lvl w:ilvl="2" w:tentative="1">
+      <w:start w:val="1"/>
+      <w:numFmt w:val="bullet"/>
+      <w:lvlText w:val=""/>
+      <w:lvlJc w:val="left"/>
+      <w:pPr>
+        <w:tabs>
+          <w:tab w:val="num" w:pos="2160"/>
+        </w:tabs>
+        <w:ind w:left="2160" w:hanging="360"/>
+      </w:pPr>
+      <w:rPr>
+        <w:rFonts w:ascii="Wingdings" w:hAnsi="Wingdings" w:hint="default"/>
+        <w:sz w:val="20"/>
+      </w:rPr>
+    </w:lvl>
+    <w:lvl w:ilvl="3" w:tentative="1">
+      <w:start w:val="1"/>
+      <w:numFmt w:val="bullet"/>
+      <w:lvlText w:val=""/>
+      <w:lvlJc w:val="left"/>
+      <w:pPr>
+        <w:tabs>
+          <w:tab w:val="num" w:pos="2880"/>
+        </w:tabs>
+        <w:ind w:left="2880" w:hanging="360"/>
+      </w:pPr>
+      <w:rPr>
+        <w:rFonts w:ascii="Wingdings" w:hAnsi="Wingdings" w:hint="default"/>
+        <w:sz w:val="20"/>
+      </w:rPr>
+    </w:lvl>
+    <w:lvl w:ilvl="4" w:tentative="1">
+      <w:start w:val="1"/>
+      <w:numFmt w:val="bullet"/>
+      <w:lvlText w:val=""/>
+      <w:lvlJc w:val="left"/>
+      <w:pPr>
+        <w:tabs>
+          <w:tab w:val="num" w:pos="3600"/>
+        </w:tabs>
+        <w:ind w:left="3600" w:hanging="360"/>
+      </w:pPr>
+      <w:rPr>
+        <w:rFonts w:ascii="Wingdings" w:hAnsi="Wingdings" w:hint="default"/>
+        <w:sz w:val="20"/>
+      </w:rPr>
+    </w:lvl>
+    <w:lvl w:ilvl="5" w:tentative="1">
+      <w:start w:val="1"/>
+      <w:numFmt w:val="bullet"/>
+      <w:lvlText w:val=""/>
+      <w:lvlJc w:val="left"/>
+      <w:pPr>
+        <w:tabs>
+          <w:tab w:val="num" w:pos="4320"/>
+        </w:tabs>
+        <w:ind w:left="4320" w:hanging="360"/>
+      </w:pPr>
+      <w:rPr>
+        <w:rFonts w:ascii="Wingdings" w:hAnsi="Wingdings" w:hint="default"/>
+        <w:sz w:val="20"/>
+      </w:rPr>
+    </w:lvl>
+    <w:lvl w:ilvl="6" w:tentative="1">
+      <w:start w:val="1"/>
+      <w:numFmt w:val="bullet"/>
+      <w:lvlText w:val=""/>
+      <w:lvlJc w:val="left"/>
+      <w:pPr>
+        <w:tabs>
+          <w:tab w:val="num" w:pos="5040"/>
+        </w:tabs>
+        <w:ind w:left="5040" w:hanging="360"/>
+      </w:pPr>
+      <w:rPr>
+        <w:rFonts w:ascii="Wingdings" w:hAnsi="Wingdings" w:hint="default"/>
+        <w:sz w:val="20"/>
+      </w:rPr>
+    </w:lvl>
+    <w:lvl w:ilvl="7" w:tentative="1">
+      <w:start w:val="1"/>
+      <w:numFmt w:val="bullet"/>
+      <w:lvlText w:val=""/>
+      <w:lvlJc w:val="left"/>
+      <w:pPr>
+        <w:tabs>
+          <w:tab w:val="num" w:pos="5760"/>
+        </w:tabs>
+        <w:ind w:left="5760" w:hanging="360"/>
+      </w:pPr>
+      <w:rPr>
+        <w:rFonts w:ascii="Wingdings" w:hAnsi="Wingdings" w:hint="default"/>
+        <w:sz w:val="20"/>
+      </w:rPr>
+    </w:lvl>
+    <w:lvl w:ilvl="8" w:tentative="1">
+      <w:start w:val="1"/>
+      <w:numFmt w:val="bullet"/>
+      <w:lvlText w:val=""/>
+      <w:lvlJc w:val="left"/>
+      <w:pPr>
+        <w:tabs>
+          <w:tab w:val="num" w:pos="6480"/>
+        </w:tabs>
+        <w:ind w:left="6480" w:hanging="360"/>
+      </w:pPr>
+      <w:rPr>
+        <w:rFonts w:ascii="Wingdings" w:hAnsi="Wingdings" w:hint="default"/>
+        <w:sz w:val="20"/>
+      </w:rPr>
+    </w:lvl>
+  </w:abstractNum>
+  <w:abstractNum w:abstractNumId="1" w15:restartNumberingAfterBreak="0">
+    <w:nsid w:val="57094D3C"/>
+    <w:multiLevelType w:val="multilevel"/>
+    <w:tmpl w:val="6D829168"/>
+    <w:lvl w:ilvl="0">
+      <w:start w:val="1"/>
+      <w:numFmt w:val="bullet"/>
+      <w:lvlText w:val=""/>
+      <w:lvlJc w:val="left"/>
+      <w:pPr>
+        <w:tabs>
+          <w:tab w:val="num" w:pos="720"/>
+        </w:tabs>
+        <w:ind w:left="720" w:hanging="360"/>
+      </w:pPr>
+      <w:rPr>
+        <w:rFonts w:ascii="Symbol" w:hAnsi="Symbol" w:hint="default"/>
+        <w:sz w:val="20"/>
+      </w:rPr>
+    </w:lvl>
+    <w:lvl w:ilvl="1" w:tentative="1">
+      <w:start w:val="1"/>
+      <w:numFmt w:val="bullet"/>
+      <w:lvlText w:val="o"/>
+      <w:lvlJc w:val="left"/>
+      <w:pPr>
+        <w:tabs>
+          <w:tab w:val="num" w:pos="1440"/>
+        </w:tabs>
+        <w:ind w:left="1440" w:hanging="360"/>
+      </w:pPr>
+      <w:rPr>
+        <w:rFonts w:ascii="Courier New" w:hAnsi="Courier New" w:hint="default"/>
+        <w:sz w:val="20"/>
+      </w:rPr>
+    </w:lvl>
+    <w:lvl w:ilvl="2" w:tentative="1">
+      <w:start w:val="1"/>
+      <w:numFmt w:val="bullet"/>
+      <w:lvlText w:val=""/>
+      <w:lvlJc w:val="left"/>
+      <w:pPr>
+        <w:tabs>
+          <w:tab w:val="num" w:pos="2160"/>
+        </w:tabs>
+        <w:ind w:left="2160" w:hanging="360"/>
+      </w:pPr>
+      <w:rPr>
+        <w:rFonts w:ascii="Wingdings" w:hAnsi="Wingdings" w:hint="default"/>
+        <w:sz w:val="20"/>
+      </w:rPr>
+    </w:lvl>
+    <w:lvl w:ilvl="3" w:tentative="1">
+      <w:start w:val="1"/>
+      <w:numFmt w:val="bullet"/>
+      <w:lvlText w:val=""/>
+      <w:lvlJc w:val="left"/>
+      <w:pPr>
+        <w:tabs>
+          <w:tab w:val="num" w:pos="2880"/>
+        </w:tabs>
+        <w:ind w:left="2880" w:hanging="360"/>
+      </w:pPr>
+      <w:rPr>
+        <w:rFonts w:ascii="Wingdings" w:hAnsi="Wingdings" w:hint="default"/>
+        <w:sz w:val="20"/>
+      </w:rPr>
+    </w:lvl>
+    <w:lvl w:ilvl="4" w:tentative="1">
+      <w:start w:val="1"/>
+      <w:numFmt w:val="bullet"/>
+      <w:lvlText w:val=""/>
+      <w:lvlJc w:val="left"/>
+      <w:pPr>
+        <w:tabs>
+          <w:tab w:val="num" w:pos="3600"/>
+        </w:tabs>
+        <w:ind w:left="3600" w:hanging="360"/>
+      </w:pPr>
+      <w:rPr>
+        <w:rFonts w:ascii="Wingdings" w:hAnsi="Wingdings" w:hint="default"/>
+        <w:sz w:val="20"/>
+      </w:rPr>
+    </w:lvl>
+    <w:lvl w:ilvl="5" w:tentative="1">
+      <w:start w:val="1"/>
+      <w:numFmt w:val="bullet"/>
+      <w:lvlText w:val=""/>
+      <w:lvlJc w:val="left"/>
+      <w:pPr>
+        <w:tabs>
+          <w:tab w:val="num" w:pos="4320"/>
+        </w:tabs>
+        <w:ind w:left="4320" w:hanging="360"/>
+      </w:pPr>
+      <w:rPr>
+        <w:rFonts w:ascii="Wingdings" w:hAnsi="Wingdings" w:hint="default"/>
+        <w:sz w:val="20"/>
+      </w:rPr>
+    </w:lvl>
+    <w:lvl w:ilvl="6" w:tentative="1">
+      <w:start w:val="1"/>
+      <w:numFmt w:val="bullet"/>
+      <w:lvlText w:val=""/>
+      <w:lvlJc w:val="left"/>
+      <w:pPr>
+        <w:tabs>
+          <w:tab w:val="num" w:pos="5040"/>
+        </w:tabs>
+        <w:ind w:left="5040" w:hanging="360"/>
+      </w:pPr>
+      <w:rPr>
+        <w:rFonts w:ascii="Wingdings" w:hAnsi="Wingdings" w:hint="default"/>
+        <w:sz w:val="20"/>
+      </w:rPr>
+    </w:lvl>
+    <w:lvl w:ilvl="7" w:tentative="1">
+      <w:start w:val="1"/>
+      <w:numFmt w:val="bullet"/>
+      <w:lvlText w:val=""/>
+      <w:lvlJc w:val="left"/>
+      <w:pPr>
+        <w:tabs>
+          <w:tab w:val="num" w:pos="5760"/>
+        </w:tabs>
+        <w:ind w:left="5760" w:hanging="360"/>
+      </w:pPr>
+      <w:rPr>
+        <w:rFonts w:ascii="Wingdings" w:hAnsi="Wingdings" w:hint="default"/>
+        <w:sz w:val="20"/>
+      </w:rPr>
+    </w:lvl>
+    <w:lvl w:ilvl="8" w:tentative="1">
+      <w:start w:val="1"/>
+      <w:numFmt w:val="bullet"/>
+      <w:lvlText w:val=""/>
+      <w:lvlJc w:val="left"/>
+      <w:pPr>
+        <w:tabs>
+          <w:tab w:val="num" w:pos="6480"/>
+        </w:tabs>
+        <w:ind w:left="6480" w:hanging="360"/>
+      </w:pPr>
+      <w:rPr>
+        <w:rFonts w:ascii="Wingdings" w:hAnsi="Wingdings" w:hint="default"/>
+        <w:sz w:val="20"/>
+      </w:rPr>
+    </w:lvl>
+  </w:abstractNum>
+  <w:abstractNum w:abstractNumId="2" w15:restartNumberingAfterBreak="0">
+    <w:nsid w:val="694423BD"/>
+    <w:multiLevelType w:val="multilevel"/>
+    <w:tmpl w:val="62F844C8"/>
+    <w:lvl w:ilvl="0">
+      <w:start w:val="1"/>
+      <w:numFmt w:val="bullet"/>
+      <w:lvlText w:val=""/>
+      <w:lvlJc w:val="left"/>
+      <w:pPr>
+        <w:tabs>
+          <w:tab w:val="num" w:pos="720"/>
+        </w:tabs>
+        <w:ind w:left="720" w:hanging="360"/>
+      </w:pPr>
+      <w:rPr>
+        <w:rFonts w:ascii="Symbol" w:hAnsi="Symbol" w:hint="default"/>
+        <w:sz w:val="20"/>
+      </w:rPr>
+    </w:lvl>
+    <w:lvl w:ilvl="1" w:tentative="1">
+      <w:start w:val="1"/>
+      <w:numFmt w:val="bullet"/>
+      <w:lvlText w:val="o"/>
+      <w:lvlJc w:val="left"/>
+      <w:pPr>
+        <w:tabs>
+          <w:tab w:val="num" w:pos="1440"/>
+        </w:tabs>
+        <w:ind w:left="1440" w:hanging="360"/>
+      </w:pPr>
+      <w:rPr>
+        <w:rFonts w:ascii="Courier New" w:hAnsi="Courier New" w:hint="default"/>
+        <w:sz w:val="20"/>
+      </w:rPr>
+    </w:lvl>
+    <w:lvl w:ilvl="2" w:tentative="1">
+      <w:start w:val="1"/>
+      <w:numFmt w:val="bullet"/>
+      <w:lvlText w:val=""/>
+      <w:lvlJc w:val="left"/>
+      <w:pPr>
+        <w:tabs>
+          <w:tab w:val="num" w:pos="2160"/>
+        </w:tabs>
+        <w:ind w:left="2160" w:hanging="360"/>
+      </w:pPr>
+      <w:rPr>
+        <w:rFonts w:ascii="Wingdings" w:hAnsi="Wingdings" w:hint="default"/>
+        <w:sz w:val="20"/>
+      </w:rPr>
+    </w:lvl>
+    <w:lvl w:ilvl="3" w:tentative="1">
+      <w:start w:val="1"/>
+      <w:numFmt w:val="bullet"/>
+      <w:lvlText w:val=""/>
+      <w:lvlJc w:val="left"/>
+      <w:pPr>
+        <w:tabs>
+          <w:tab w:val="num" w:pos="2880"/>
+        </w:tabs>
+        <w:ind w:left="2880" w:hanging="360"/>
+      </w:pPr>
+      <w:rPr>
+        <w:rFonts w:ascii="Wingdings" w:hAnsi="Wingdings" w:hint="default"/>
+        <w:sz w:val="20"/>
+      </w:rPr>
+    </w:lvl>
+    <w:lvl w:ilvl="4" w:tentative="1">
+      <w:start w:val="1"/>
+      <w:numFmt w:val="bullet"/>
+      <w:lvlText w:val=""/>
+      <w:lvlJc w:val="left"/>
+      <w:pPr>
+        <w:tabs>
+          <w:tab w:val="num" w:pos="3600"/>
+        </w:tabs>
+        <w:ind w:left="3600" w:hanging="360"/>
+      </w:pPr>
+      <w:rPr>
+        <w:rFonts w:ascii="Wingdings" w:hAnsi="Wingdings" w:hint="default"/>
+        <w:sz w:val="20"/>
+      </w:rPr>
+    </w:lvl>
+    <w:lvl w:ilvl="5" w:tentative="1">
+      <w:start w:val="1"/>
+      <w:numFmt w:val="bullet"/>
+      <w:lvlText w:val=""/>
+      <w:lvlJc w:val="left"/>
+      <w:pPr>
+        <w:tabs>
+          <w:tab w:val="num" w:pos="4320"/>
+        </w:tabs>
+        <w:ind w:left="4320" w:hanging="360"/>
+      </w:pPr>
+      <w:rPr>
+        <w:rFonts w:ascii="Wingdings" w:hAnsi="Wingdings" w:hint="default"/>
+        <w:sz w:val="20"/>
+      </w:rPr>
+    </w:lvl>
+    <w:lvl w:ilvl="6" w:tentative="1">
+      <w:start w:val="1"/>
+      <w:numFmt w:val="bullet"/>
+      <w:lvlText w:val=""/>
+      <w:lvlJc w:val="left"/>
+      <w:pPr>
+        <w:tabs>
+          <w:tab w:val="num" w:pos="5040"/>
+        </w:tabs>
+        <w:ind w:left="5040" w:hanging="360"/>
+      </w:pPr>
+      <w:rPr>
+        <w:rFonts w:ascii="Wingdings" w:hAnsi="Wingdings" w:hint="default"/>
+        <w:sz w:val="20"/>
+      </w:rPr>
+    </w:lvl>
+    <w:lvl w:ilvl="7" w:tentative="1">
+      <w:start w:val="1"/>
+      <w:numFmt w:val="bullet"/>
+      <w:lvlText w:val=""/>
+      <w:lvlJc w:val="left"/>
+      <w:pPr>
+        <w:tabs>
+          <w:tab w:val="num" w:pos="5760"/>
+        </w:tabs>
+        <w:ind w:left="5760" w:hanging="360"/>
+      </w:pPr>
+      <w:rPr>
+        <w:rFonts w:ascii="Wingdings" w:hAnsi="Wingdings" w:hint="default"/>
+        <w:sz w:val="20"/>
+      </w:rPr>
+    </w:lvl>
+    <w:lvl w:ilvl="8" w:tentative="1">
+      <w:start w:val="1"/>
+      <w:numFmt w:val="bullet"/>
+      <w:lvlText w:val=""/>
+      <w:lvlJc w:val="left"/>
+      <w:pPr>
+        <w:tabs>
+          <w:tab w:val="num" w:pos="6480"/>
+        </w:tabs>
+        <w:ind w:left="6480" w:hanging="360"/>
+      </w:pPr>
+      <w:rPr>
+        <w:rFonts w:ascii="Wingdings" w:hAnsi="Wingdings" w:hint="default"/>
+        <w:sz w:val="20"/>
+      </w:rPr>
+    </w:lvl>
+  </w:abstractNum>
+  <w:abstractNum w:abstractNumId="3" w15:restartNumberingAfterBreak="0">
+    <w:nsid w:val="74F1044B"/>
+    <w:multiLevelType w:val="multilevel"/>
+    <w:tmpl w:val="AFC0E56A"/>
+    <w:lvl w:ilvl="0">
+      <w:start w:val="1"/>
+      <w:numFmt w:val="bullet"/>
+      <w:lvlText w:val=""/>
+      <w:lvlJc w:val="left"/>
+      <w:pPr>
+        <w:tabs>
+          <w:tab w:val="num" w:pos="720"/>
+        </w:tabs>
+        <w:ind w:left="720" w:hanging="360"/>
+      </w:pPr>
+      <w:rPr>
+        <w:rFonts w:ascii="Symbol" w:hAnsi="Symbol" w:hint="default"/>
+        <w:sz w:val="20"/>
+      </w:rPr>
+    </w:lvl>
+    <w:lvl w:ilvl="1" w:tentative="1">
+      <w:start w:val="1"/>
+      <w:numFmt w:val="bullet"/>
+      <w:lvlText w:val="o"/>
+      <w:lvlJc w:val="left"/>
+      <w:pPr>
+        <w:tabs>
+          <w:tab w:val="num" w:pos="1440"/>
+        </w:tabs>
+        <w:ind w:left="1440" w:hanging="360"/>
+      </w:pPr>
+      <w:rPr>
+        <w:rFonts w:ascii="Courier New" w:hAnsi="Courier New" w:hint="default"/>
+        <w:sz w:val="20"/>
+      </w:rPr>
+    </w:lvl>
+    <w:lvl w:ilvl="2" w:tentative="1">
+      <w:start w:val="1"/>
+      <w:numFmt w:val="bullet"/>
+      <w:lvlText w:val=""/>
+      <w:lvlJc w:val="left"/>
+      <w:pPr>
+        <w:tabs>
+          <w:tab w:val="num" w:pos="2160"/>
+        </w:tabs>
+        <w:ind w:left="2160" w:hanging="360"/>
+      </w:pPr>
+      <w:rPr>
+        <w:rFonts w:ascii="Wingdings" w:hAnsi="Wingdings" w:hint="default"/>
+        <w:sz w:val="20"/>
+      </w:rPr>
+    </w:lvl>
+    <w:lvl w:ilvl="3" w:tentative="1">
+      <w:start w:val="1"/>
+      <w:numFmt w:val="bullet"/>
+      <w:lvlText w:val=""/>
+      <w:lvlJc w:val="left"/>
+      <w:pPr>
+        <w:tabs>
+          <w:tab w:val="num" w:pos="2880"/>
+        </w:tabs>
+        <w:ind w:left="2880" w:hanging="360"/>
+      </w:pPr>
+      <w:rPr>
+        <w:rFonts w:ascii="Wingdings" w:hAnsi="Wingdings" w:hint="default"/>
+        <w:sz w:val="20"/>
+      </w:rPr>
+    </w:lvl>
+    <w:lvl w:ilvl="4" w:tentative="1">
+      <w:start w:val="1"/>
+      <w:numFmt w:val="bullet"/>
+      <w:lvlText w:val=""/>
+      <w:lvlJc w:val="left"/>
+      <w:pPr>
+        <w:tabs>
+          <w:tab w:val="num" w:pos="3600"/>
+        </w:tabs>
+        <w:ind w:left="3600" w:hanging="360"/>
+      </w:pPr>
+      <w:rPr>
+        <w:rFonts w:ascii="Wingdings" w:hAnsi="Wingdings" w:hint="default"/>
+        <w:sz w:val="20"/>
+      </w:rPr>
+    </w:lvl>
+    <w:lvl w:ilvl="5" w:tentative="1">
+      <w:start w:val="1"/>
+      <w:numFmt w:val="bullet"/>
+      <w:lvlText w:val=""/>
+      <w:lvlJc w:val="left"/>
+      <w:pPr>
+        <w:tabs>
+          <w:tab w:val="num" w:pos="4320"/>
+        </w:tabs>
+        <w:ind w:left="4320" w:hanging="360"/>
+      </w:pPr>
+      <w:rPr>
+        <w:rFonts w:ascii="Wingdings" w:hAnsi="Wingdings" w:hint="default"/>
+        <w:sz w:val="20"/>
+      </w:rPr>
+    </w:lvl>
+    <w:lvl w:ilvl="6" w:tentative="1">
+      <w:start w:val="1"/>
+      <w:numFmt w:val="bullet"/>
+      <w:lvlText w:val=""/>
+      <w:lvlJc w:val="left"/>
+      <w:pPr>
+        <w:tabs>
+          <w:tab w:val="num" w:pos="5040"/>
+        </w:tabs>
+        <w:ind w:left="5040" w:hanging="360"/>
+      </w:pPr>
+      <w:rPr>
+        <w:rFonts w:ascii="Wingdings" w:hAnsi="Wingdings" w:hint="default"/>
+        <w:sz w:val="20"/>
+      </w:rPr>
+    </w:lvl>
+    <w:lvl w:ilvl="7" w:tentative="1">
+      <w:start w:val="1"/>
+      <w:numFmt w:val="bullet"/>
+      <w:lvlText w:val=""/>
+      <w:lvlJc w:val="left"/>
+      <w:pPr>
+        <w:tabs>
+          <w:tab w:val="num" w:pos="5760"/>
+        </w:tabs>
+        <w:ind w:left="5760" w:hanging="360"/>
+      </w:pPr>
+      <w:rPr>
+        <w:rFonts w:ascii="Wingdings" w:hAnsi="Wingdings" w:hint="default"/>
+        <w:sz w:val="20"/>
+      </w:rPr>
+    </w:lvl>
+    <w:lvl w:ilvl="8" w:tentative="1">
+      <w:start w:val="1"/>
+      <w:numFmt w:val="bullet"/>
+      <w:lvlText w:val=""/>
+      <w:lvlJc w:val="left"/>
+      <w:pPr>
+        <w:tabs>
+          <w:tab w:val="num" w:pos="6480"/>
+        </w:tabs>
+        <w:ind w:left="6480" w:hanging="360"/>
+      </w:pPr>
+      <w:rPr>
+        <w:rFonts w:ascii="Wingdings" w:hAnsi="Wingdings" w:hint="default"/>
+        <w:sz w:val="20"/>
+      </w:rPr>
+    </w:lvl>
+  </w:abstractNum>
+  <w:num w:numId="1" w16cid:durableId="1785728779">
+    <w:abstractNumId w:val="3"/>
+  </w:num>
+  <w:num w:numId="2" w16cid:durableId="1937521513">
+    <w:abstractNumId w:val="1"/>
+  </w:num>
+  <w:num w:numId="3" w16cid:durableId="192501826">
+    <w:abstractNumId w:val="2"/>
+  </w:num>
+  <w:num w:numId="4" w16cid:durableId="490876164">
+    <w:abstractNumId w:val="0"/>
+  </w:num>
+</w:numbering>
 </file>
 
 <file path=word/styles.xml><?xml version="1.0" encoding="utf-8"?>
@@ -9359,7 +10049,6 @@
   <w:style w:type="character" w:default="1" w:styleId="DefaultParagraphFont">
     <w:name w:val="Default Paragraph Font"/>
     <w:uiPriority w:val="1"/>
-    <w:semiHidden/>
     <w:unhideWhenUsed/>
   </w:style>
   <w:style w:type="table" w:default="1" w:styleId="TableNormal">

--- a/docs/human trace features.docx
+++ b/docs/human trace features.docx
@@ -8822,6 +8822,311 @@
       <w:r>
         <w:t>healthy</w:t>
       </w:r>
+    </w:p>
+    <w:p>
+      <w:r>
+        <w:br w:type="page"/>
+      </w:r>
+    </w:p>
+    <w:p>
+      <w:pPr>
+        <w:spacing w:after="0"/>
+      </w:pPr>
+      <w:r>
+        <w:lastRenderedPageBreak/>
+        <w:t>FINAL ARCHITECTURE</w:t>
+      </w:r>
+    </w:p>
+    <w:p>
+      <w:pPr>
+        <w:spacing w:after="0"/>
+      </w:pPr>
+      <w:r>
+        <w:t>┌──────────────────────────┐</w:t>
+      </w:r>
+    </w:p>
+    <w:p>
+      <w:pPr>
+        <w:spacing w:after="0"/>
+      </w:pPr>
+      <w:r>
+        <w:t xml:space="preserve">│   humantrace-frontend    </w:t>
+      </w:r>
+      <w:r>
+        <w:t xml:space="preserve">           </w:t>
+      </w:r>
+      <w:r>
+        <w:t>│</w:t>
+      </w:r>
+    </w:p>
+    <w:p>
+      <w:pPr>
+        <w:spacing w:after="0"/>
+      </w:pPr>
+      <w:r>
+        <w:t xml:space="preserve">│       Next.js 16     </w:t>
+      </w:r>
+      <w:r>
+        <w:t xml:space="preserve">                           </w:t>
+      </w:r>
+      <w:r>
+        <w:t xml:space="preserve">    │</w:t>
+      </w:r>
+    </w:p>
+    <w:p>
+      <w:pPr>
+        <w:spacing w:after="0"/>
+      </w:pPr>
+      <w:r>
+        <w:t xml:space="preserve">│                          </w:t>
+      </w:r>
+      <w:r>
+        <w:t xml:space="preserve">                                      </w:t>
+      </w:r>
+      <w:r>
+        <w:t>│</w:t>
+      </w:r>
+    </w:p>
+    <w:p>
+      <w:pPr>
+        <w:spacing w:after="0"/>
+      </w:pPr>
+      <w:r>
+        <w:t xml:space="preserve">│ Text / PDF / DOCX        </w:t>
+      </w:r>
+      <w:r>
+        <w:t xml:space="preserve">                  </w:t>
+      </w:r>
+      <w:r>
+        <w:t>│</w:t>
+      </w:r>
+    </w:p>
+    <w:p>
+      <w:pPr>
+        <w:spacing w:after="0"/>
+      </w:pPr>
+      <w:r>
+        <w:t>└────────────</w:t>
+      </w:r>
+      <w:r>
+        <w:rPr>
+          <w:rFonts w:ascii="MS Gothic" w:eastAsia="MS Gothic" w:hAnsi="MS Gothic" w:cs="MS Gothic" w:hint="eastAsia"/>
+        </w:rPr>
+        <w:t>┬</w:t>
+      </w:r>
+      <w:r>
+        <w:rPr>
+          <w:rFonts w:ascii="Aptos" w:hAnsi="Aptos" w:cs="Aptos"/>
+        </w:rPr>
+        <w:t>────────────┘</w:t>
+      </w:r>
+    </w:p>
+    <w:p>
+      <w:pPr>
+        <w:spacing w:after="0"/>
+      </w:pPr>
+      <w:r>
+        <w:t xml:space="preserve">             │</w:t>
+      </w:r>
+    </w:p>
+    <w:p>
+      <w:pPr>
+        <w:spacing w:after="0"/>
+      </w:pPr>
+      <w:r>
+        <w:t xml:space="preserve">             │ REST API</w:t>
+      </w:r>
+    </w:p>
+    <w:p>
+      <w:pPr>
+        <w:spacing w:after="0"/>
+      </w:pPr>
+      <w:r>
+        <w:t xml:space="preserve">             </w:t>
+      </w:r>
+      <w:r>
+        <w:rPr>
+          <w:rFonts w:ascii="Arial" w:hAnsi="Arial" w:cs="Arial"/>
+        </w:rPr>
+        <w:t>▼</w:t>
+      </w:r>
+    </w:p>
+    <w:p>
+      <w:pPr>
+        <w:spacing w:after="0"/>
+      </w:pPr>
+      <w:r>
+        <w:t>┌──────────────────────────┐</w:t>
+      </w:r>
+    </w:p>
+    <w:p>
+      <w:pPr>
+        <w:spacing w:after="0"/>
+      </w:pPr>
+      <w:r>
+        <w:t xml:space="preserve">│       humantrace         </w:t>
+      </w:r>
+      <w:r>
+        <w:t xml:space="preserve">                      </w:t>
+      </w:r>
+      <w:r>
+        <w:t>│</w:t>
+      </w:r>
+    </w:p>
+    <w:p>
+      <w:pPr>
+        <w:spacing w:after="0"/>
+      </w:pPr>
+      <w:r>
+        <w:t xml:space="preserve">│       Flask API          </w:t>
+      </w:r>
+      <w:r>
+        <w:t xml:space="preserve">                            </w:t>
+      </w:r>
+      <w:r>
+        <w:t>│</w:t>
+      </w:r>
+    </w:p>
+    <w:p>
+      <w:pPr>
+        <w:spacing w:after="0"/>
+      </w:pPr>
+      <w:r>
+        <w:t xml:space="preserve">│                          </w:t>
+      </w:r>
+      <w:r>
+        <w:t xml:space="preserve">                                      </w:t>
+      </w:r>
+      <w:r>
+        <w:t>│</w:t>
+      </w:r>
+    </w:p>
+    <w:p>
+      <w:pPr>
+        <w:spacing w:after="0"/>
+      </w:pPr>
+      <w:r>
+        <w:t xml:space="preserve">│   models/predict.py      </w:t>
+      </w:r>
+      <w:r>
+        <w:t xml:space="preserve">                </w:t>
+      </w:r>
+      <w:r>
+        <w:t>│</w:t>
+      </w:r>
+    </w:p>
+    <w:p>
+      <w:pPr>
+        <w:spacing w:after="0"/>
+      </w:pPr>
+      <w:r>
+        <w:t>└────────────</w:t>
+      </w:r>
+      <w:r>
+        <w:rPr>
+          <w:rFonts w:ascii="MS Gothic" w:eastAsia="MS Gothic" w:hAnsi="MS Gothic" w:cs="MS Gothic" w:hint="eastAsia"/>
+        </w:rPr>
+        <w:t>┬</w:t>
+      </w:r>
+      <w:r>
+        <w:rPr>
+          <w:rFonts w:ascii="Aptos" w:hAnsi="Aptos" w:cs="Aptos"/>
+        </w:rPr>
+        <w:t>────────────┘</w:t>
+      </w:r>
+    </w:p>
+    <w:p>
+      <w:pPr>
+        <w:spacing w:after="0"/>
+      </w:pPr>
+      <w:r>
+        <w:t xml:space="preserve">             │</w:t>
+      </w:r>
+    </w:p>
+    <w:p>
+      <w:pPr>
+        <w:spacing w:after="0"/>
+      </w:pPr>
+      <w:r>
+        <w:t xml:space="preserve">             │ Model inference</w:t>
+      </w:r>
+    </w:p>
+    <w:p>
+      <w:pPr>
+        <w:spacing w:after="0"/>
+      </w:pPr>
+      <w:r>
+        <w:t xml:space="preserve">             </w:t>
+      </w:r>
+      <w:r>
+        <w:rPr>
+          <w:rFonts w:ascii="Arial" w:hAnsi="Arial" w:cs="Arial"/>
+        </w:rPr>
+        <w:t>▼</w:t>
+      </w:r>
+    </w:p>
+    <w:p>
+      <w:pPr>
+        <w:spacing w:after="0"/>
+      </w:pPr>
+      <w:r>
+        <w:t>┌──────────────────────────┐</w:t>
+      </w:r>
+    </w:p>
+    <w:p>
+      <w:pPr>
+        <w:spacing w:after="0"/>
+      </w:pPr>
+      <w:r>
+        <w:t xml:space="preserve">│ Hugging Face             </w:t>
+      </w:r>
+      <w:r>
+        <w:t xml:space="preserve">                     </w:t>
+      </w:r>
+      <w:r>
+        <w:t>│</w:t>
+      </w:r>
+    </w:p>
+    <w:p>
+      <w:pPr>
+        <w:spacing w:after="0"/>
+      </w:pPr>
+      <w:r>
+        <w:t xml:space="preserve">│ harkirankaur/            </w:t>
+      </w:r>
+      <w:r>
+        <w:t xml:space="preserve">                      </w:t>
+      </w:r>
+      <w:r>
+        <w:t>│</w:t>
+      </w:r>
+    </w:p>
+    <w:p>
+      <w:pPr>
+        <w:spacing w:after="0"/>
+      </w:pPr>
+      <w:r>
+        <w:t xml:space="preserve">│ humantrace-distilbert    </w:t>
+      </w:r>
+      <w:r>
+        <w:t xml:space="preserve">            </w:t>
+      </w:r>
+      <w:r>
+        <w:t>│</w:t>
+      </w:r>
+    </w:p>
+    <w:p>
+      <w:pPr>
+        <w:spacing w:after="0"/>
+      </w:pPr>
+      <w:r>
+        <w:t>└──────────────────────────┘</w:t>
+      </w:r>
+    </w:p>
+    <w:p>
+      <w:pPr>
+        <w:spacing w:after="0"/>
+      </w:pPr>
     </w:p>
     <w:sectPr>
       <w:pgSz w:w="11906" w:h="16838"/>
@@ -10049,6 +10354,7 @@
   <w:style w:type="character" w:default="1" w:styleId="DefaultParagraphFont">
     <w:name w:val="Default Paragraph Font"/>
     <w:uiPriority w:val="1"/>
+    <w:semiHidden/>
     <w:unhideWhenUsed/>
   </w:style>
   <w:style w:type="table" w:default="1" w:styleId="TableNormal">
@@ -10362,6 +10668,25 @@
       <w:spacing w:val="5"/>
     </w:rPr>
   </w:style>
+  <w:style w:type="table" w:styleId="TableGrid">
+    <w:name w:val="Table Grid"/>
+    <w:basedOn w:val="TableNormal"/>
+    <w:uiPriority w:val="39"/>
+    <w:rsid w:val="00B022A3"/>
+    <w:pPr>
+      <w:spacing w:after="0" w:line="240" w:lineRule="auto"/>
+    </w:pPr>
+    <w:tblPr>
+      <w:tblBorders>
+        <w:top w:val="single" w:sz="4" w:space="0" w:color="auto"/>
+        <w:left w:val="single" w:sz="4" w:space="0" w:color="auto"/>
+        <w:bottom w:val="single" w:sz="4" w:space="0" w:color="auto"/>
+        <w:right w:val="single" w:sz="4" w:space="0" w:color="auto"/>
+        <w:insideH w:val="single" w:sz="4" w:space="0" w:color="auto"/>
+        <w:insideV w:val="single" w:sz="4" w:space="0" w:color="auto"/>
+      </w:tblBorders>
+    </w:tblPr>
+  </w:style>
 </w:styles>
 </file>
 
